--- a/svoyo-delo/대본/5부/01화_Karta.docx
+++ b/svoyo-delo/대본/5부/01화_Karta.docx
@@ -426,7 +426,7 @@
         <w:t xml:space="preserve"> </w:t>
       </w:r>
       <w:r>
-        <w:t xml:space="preserve">- 규칙: 지문 없음. 전 화 100% 「화자명: 대사」. 5부부터 1턴 18단어 이내 + 긴 턴 10~15회(30~55단어). 문법 초점(B2+): 비교·양(столько, сколько…), 조건(Если с ней получится — получится и с другими), 정의 구문(Стратегия — это то, от чего…), 시간 표현(во Владивостоке — три часа дня).</w:t>
+        <w:t xml:space="preserve">- 규칙: 지문 없음. 전 화 100% 「화자명: 대사」. 5부부터 1턴 24단어 이내 + 긴 턴 10~15회(35~60단어). 문법 초점(B2+): 비교·양(столько, сколько…), 조건(Если с ней получится — получится и с другими), 정의 구문(Стратегия — это то, от чего…), 시간 표현(во Владивостоке — три часа дня).</w:t>
       </w:r>
       <w:r>
         <w:t xml:space="preserve"> </w:t>
@@ -1104,119 +1104,119 @@
         <w:pStyle w:val="FirstParagraph"/>
       </w:pPr>
       <w:r>
-        <w:t xml:space="preserve">IRINA: Я повесила карту. Два метра. Вся Россия. Одиннадцать часовых поясов. Булавки — на столе.</w:t>
-      </w:r>
-    </w:p>
-    <w:p>
-      <w:pPr>
-        <w:pStyle w:val="BodyText"/>
-      </w:pPr>
-      <w:r>
-        <w:t xml:space="preserve">ALEKSEY: Красные булавки — это что?</w:t>
-      </w:r>
-    </w:p>
-    <w:p>
-      <w:pPr>
-        <w:pStyle w:val="BodyText"/>
-      </w:pPr>
-      <w:r>
-        <w:t xml:space="preserve">IRINA: Красные — где у нас уже есть врачи. Синие — откуда звонили и просили товар. Жёлтые — где у нас ничего.</w:t>
-      </w:r>
-    </w:p>
-    <w:p>
-      <w:pPr>
-        <w:pStyle w:val="BodyText"/>
-      </w:pPr>
-      <w:r>
-        <w:t xml:space="preserve">DIMA: Красных — двенадцать. Все вокруг Москвы. Тула, Тверь, Калуга, Ярославль. Дальше — Казань и Самара.</w:t>
-      </w:r>
-    </w:p>
-    <w:p>
-      <w:pPr>
-        <w:pStyle w:val="BodyText"/>
-      </w:pPr>
-      <w:r>
-        <w:t xml:space="preserve">KIRILL: Синих — сорок три. Петербург, Екатеринбург, Новосибирск, Краснодар, даже Владивосток.</w:t>
-      </w:r>
-    </w:p>
-    <w:p>
-      <w:pPr>
-        <w:pStyle w:val="BodyText"/>
-      </w:pPr>
-      <w:r>
-        <w:t xml:space="preserve">OLGA: А жёлтых — вся остальная карта. То есть почти вся страна.</w:t>
-      </w:r>
-    </w:p>
-    <w:p>
-      <w:pPr>
-        <w:pStyle w:val="BodyText"/>
-      </w:pPr>
-      <w:r>
-        <w:t xml:space="preserve">ALEKSEY: Почти вся страна. И мы двадцать человек на Павелецкой.</w:t>
-      </w:r>
-    </w:p>
-    <w:p>
-      <w:pPr>
-        <w:pStyle w:val="BodyText"/>
-      </w:pPr>
-      <w:r>
-        <w:t xml:space="preserve">KORNILOVA: Двадцать человек и одна я. Я не поеду во Владивосток учить врачей. Сразу говорю.</w:t>
-      </w:r>
-    </w:p>
-    <w:p>
-      <w:pPr>
-        <w:pStyle w:val="BodyText"/>
-      </w:pPr>
-      <w:r>
-        <w:t xml:space="preserve">IRINA: Никто вас и не просит. Сначала стратегия. Потом — кто куда едет.</w:t>
-      </w:r>
-    </w:p>
-    <w:p>
-      <w:pPr>
-        <w:pStyle w:val="BodyText"/>
-      </w:pPr>
-      <w:r>
-        <w:t xml:space="preserve">OLGA: Стратегия. Это слово я слышала в немецкой компании каждый понедельник. Обычно после него увольняли людей.</w:t>
-      </w:r>
-    </w:p>
-    <w:p>
-      <w:pPr>
-        <w:pStyle w:val="BodyText"/>
-      </w:pPr>
-      <w:r>
-        <w:t xml:space="preserve">ALEKSEY: У нас никого не увольняют. У нас — выбирают. Что делаем и чего не делаем.</w:t>
-      </w:r>
-    </w:p>
-    <w:p>
-      <w:pPr>
-        <w:pStyle w:val="BodyText"/>
-      </w:pPr>
-      <w:r>
-        <w:t xml:space="preserve">IRINA: Девять ноль-ноль. Борис Игоревич на связи. Совет попросил присутствовать. Как наблюдатель.</w:t>
-      </w:r>
-    </w:p>
-    <w:p>
-      <w:pPr>
-        <w:pStyle w:val="BodyText"/>
-      </w:pPr>
-      <w:r>
-        <w:t xml:space="preserve">BORIS: Доброе утро. Я наблюдаю. Не обращайте на меня внимания. Как на мебель.</w:t>
-      </w:r>
-    </w:p>
-    <w:p>
-      <w:pPr>
-        <w:pStyle w:val="BodyText"/>
-      </w:pPr>
-      <w:r>
-        <w:t xml:space="preserve">OLGA: Борис Игоревич, мебель не задаёт вопросов. А вы — зададите.</w:t>
-      </w:r>
-    </w:p>
-    <w:p>
-      <w:pPr>
-        <w:pStyle w:val="BodyText"/>
-      </w:pPr>
-      <w:r>
-        <w:t xml:space="preserve">BORIS: Задам. Но только в конце. Обещаю. Начинайте.</w:t>
+        <w:t xml:space="preserve">IRINA: Я повесила карту длиной в два метра, на которой вся Россия и все одиннадцать часовых поясов. Булавки лежат на столе.</w:t>
+      </w:r>
+    </w:p>
+    <w:p>
+      <w:pPr>
+        <w:pStyle w:val="BodyText"/>
+      </w:pPr>
+      <w:r>
+        <w:t xml:space="preserve">ALEKSEY: Красивая карта, Ирина Сергеевна. А красные булавки — это что означает?</w:t>
+      </w:r>
+    </w:p>
+    <w:p>
+      <w:pPr>
+        <w:pStyle w:val="BodyText"/>
+      </w:pPr>
+      <w:r>
+        <w:t xml:space="preserve">IRINA: Красные — там, где у нас уже есть врачи. Синие — откуда звонили и просили товар. А жёлтые — там, где у нас пока ничего нет.</w:t>
+      </w:r>
+    </w:p>
+    <w:p>
+      <w:pPr>
+        <w:pStyle w:val="BodyText"/>
+      </w:pPr>
+      <w:r>
+        <w:t xml:space="preserve">DIMA: Красных булавок двенадцать, и все они вокруг Москвы: Тула, Тверь, Калуга, Ярославль. Дальше идут только Казань и Самара.</w:t>
+      </w:r>
+    </w:p>
+    <w:p>
+      <w:pPr>
+        <w:pStyle w:val="BodyText"/>
+      </w:pPr>
+      <w:r>
+        <w:t xml:space="preserve">KIRILL: А синих уже сорок три: Петербург, Екатеринбург, Новосибирск, Краснодар и даже Владивосток, представляете?</w:t>
+      </w:r>
+    </w:p>
+    <w:p>
+      <w:pPr>
+        <w:pStyle w:val="BodyText"/>
+      </w:pPr>
+      <w:r>
+        <w:t xml:space="preserve">OLGA: А жёлтая — вся остальная карта. То есть, если честно, почти вся страна.</w:t>
+      </w:r>
+    </w:p>
+    <w:p>
+      <w:pPr>
+        <w:pStyle w:val="BodyText"/>
+      </w:pPr>
+      <w:r>
+        <w:t xml:space="preserve">ALEKSEY: Почти вся страна, а нас всего двадцать человек в офисе на Павелецкой.</w:t>
+      </w:r>
+    </w:p>
+    <w:p>
+      <w:pPr>
+        <w:pStyle w:val="BodyText"/>
+      </w:pPr>
+      <w:r>
+        <w:t xml:space="preserve">KORNILOVA: Двадцать человек и одна я. Сразу говорю, что во Владивосток учить врачей я не поеду.</w:t>
+      </w:r>
+    </w:p>
+    <w:p>
+      <w:pPr>
+        <w:pStyle w:val="BodyText"/>
+      </w:pPr>
+      <w:r>
+        <w:t xml:space="preserve">IRINA: Никто вас об этом и не просит. Сначала нам нужна стратегия, а потом уже решим, кто куда едет.</w:t>
+      </w:r>
+    </w:p>
+    <w:p>
+      <w:pPr>
+        <w:pStyle w:val="BodyText"/>
+      </w:pPr>
+      <w:r>
+        <w:t xml:space="preserve">OLGA: Стратегия… Это слово я слышала в немецкой компании каждый понедельник, и обычно после него кого-нибудь увольняли.</w:t>
+      </w:r>
+    </w:p>
+    <w:p>
+      <w:pPr>
+        <w:pStyle w:val="BodyText"/>
+      </w:pPr>
+      <w:r>
+        <w:t xml:space="preserve">ALEKSEY: У нас никого не увольняют. У нас просто выбирают, что мы делаем и чего мы не делаем.</w:t>
+      </w:r>
+    </w:p>
+    <w:p>
+      <w:pPr>
+        <w:pStyle w:val="BodyText"/>
+      </w:pPr>
+      <w:r>
+        <w:t xml:space="preserve">IRINA: Уже девять ноль-ноль, и Борис Игоревич на связи. Совет попросил его присутствовать как наблюдателя.</w:t>
+      </w:r>
+    </w:p>
+    <w:p>
+      <w:pPr>
+        <w:pStyle w:val="BodyText"/>
+      </w:pPr>
+      <w:r>
+        <w:t xml:space="preserve">BORIS: Доброе утро. Я только наблюдаю, так что не обращайте на меня внимания, как будто я мебель.</w:t>
+      </w:r>
+    </w:p>
+    <w:p>
+      <w:pPr>
+        <w:pStyle w:val="BodyText"/>
+      </w:pPr>
+      <w:r>
+        <w:t xml:space="preserve">OLGA: Борис Игоревич, мебель не задаёт вопросов, а вы их обязательно зададите, я вас знаю.</w:t>
+      </w:r>
+    </w:p>
+    <w:p>
+      <w:pPr>
+        <w:pStyle w:val="BodyText"/>
+      </w:pPr>
+      <w:r>
+        <w:t xml:space="preserve">BORIS: Задам, но только в конце, обещаю. А пока начинайте, я вас слушаю.</w:t>
       </w:r>
     </w:p>
     <w:bookmarkEnd w:id="21"/>
@@ -1234,279 +1234,279 @@
         <w:pStyle w:val="FirstParagraph"/>
       </w:pPr>
       <w:r>
-        <w:t xml:space="preserve">ALEKSEY: Три пути. Первый — свои филиалы. Офис, склад, менеджеры в каждом большом городе. Как у Волкова — сорок складов. Контроль полный, но денег нужно столько, сколько у нас нет, а людей — столько, сколько мы не обучим и за пять лет.</w:t>
-      </w:r>
-    </w:p>
-    <w:p>
-      <w:pPr>
-        <w:pStyle w:val="BodyText"/>
-      </w:pPr>
-      <w:r>
-        <w:t xml:space="preserve">IRINA: Цифра. Один филиал — около восьми миллионов в первый год. Аренда, холодильники, люди, машины, лицензия на склад. Пять городов — сорок миллионов. Это все деньги Бориса Игоревича, и ещё не хватит на второй год.</w:t>
-      </w:r>
-    </w:p>
-    <w:p>
-      <w:pPr>
-        <w:pStyle w:val="BodyText"/>
-      </w:pPr>
-      <w:r>
-        <w:t xml:space="preserve">BORIS: Мои деньги уже не мои. Они ваши. Но сорок миллионов на склады в городах, где вы ни разу не были, я бы не одобрил. Это я говорю как мебель. Мебель тоже кое-что помнит.</w:t>
-      </w:r>
-    </w:p>
-    <w:p>
-      <w:pPr>
-        <w:pStyle w:val="BodyText"/>
-      </w:pPr>
-      <w:r>
-        <w:t xml:space="preserve">OLGA: Мебель с памятью. Это опасная мебель.</w:t>
-      </w:r>
-    </w:p>
-    <w:p>
-      <w:pPr>
-        <w:pStyle w:val="BodyText"/>
-      </w:pPr>
-      <w:r>
-        <w:t xml:space="preserve">ALEKSEY: Второй путь — продавать всем дистрибьюторам подряд. Кто заплатит, тот и везёт. Быстро и дёшево. Но через год мы не знаем, где наш гель, кто его колет и что с ним стало в фуре зимой.</w:t>
-      </w:r>
-    </w:p>
-    <w:p>
-      <w:pPr>
-        <w:pStyle w:val="BodyText"/>
-      </w:pPr>
-      <w:r>
-        <w:t xml:space="preserve">OLGA: Это путь Томаша. Мы видели, куда он ведёт. В Алматы и в Люберцы.</w:t>
-      </w:r>
-    </w:p>
-    <w:p>
-      <w:pPr>
-        <w:pStyle w:val="BodyText"/>
-      </w:pPr>
-      <w:r>
-        <w:t xml:space="preserve">IRINA: И путь Кристины. Только с другой стороны прилавка.</w:t>
-      </w:r>
-    </w:p>
-    <w:p>
-      <w:pPr>
-        <w:pStyle w:val="BodyText"/>
-      </w:pPr>
-      <w:r>
-        <w:t xml:space="preserve">ALEKSEY: Третий путь — партнёры. Один сильный дистрибьютор в регионе. С журналом температуры, с отказом от серого, с местной клиникой для обучения. Мы даём товар, коды, линию и экзамен. Они дают территорию и людей.</w:t>
-      </w:r>
-    </w:p>
-    <w:p>
-      <w:pPr>
-        <w:pStyle w:val="BodyText"/>
-      </w:pPr>
-      <w:r>
-        <w:t xml:space="preserve">DIMA: Как Марина в Петербурге.</w:t>
-      </w:r>
-    </w:p>
-    <w:p>
-      <w:pPr>
-        <w:pStyle w:val="BodyText"/>
-      </w:pPr>
-      <w:r>
-        <w:t xml:space="preserve">ALEKSEY: Как Марина. Она — первая. Если с ней получится — получится и с другими.</w:t>
-      </w:r>
-    </w:p>
-    <w:p>
-      <w:pPr>
-        <w:pStyle w:val="BodyText"/>
-      </w:pPr>
-      <w:r>
-        <w:t xml:space="preserve">KORNILOVA: А экзамен? Кто будет принимать экзамен в Новосибирске?</w:t>
-      </w:r>
-    </w:p>
-    <w:p>
-      <w:pPr>
-        <w:pStyle w:val="BodyText"/>
-      </w:pPr>
-      <w:r>
-        <w:t xml:space="preserve">ALEKSEY: Местный тренер. Которого сначала проверите вы. Здесь, в Москве. Лично.</w:t>
-      </w:r>
-    </w:p>
-    <w:p>
-      <w:pPr>
-        <w:pStyle w:val="BodyText"/>
-      </w:pPr>
-      <w:r>
-        <w:t xml:space="preserve">KORNILOVA: Лично. Хорошо. Но я буду проверять так, как проверяю своих. Без скидки на расстояние.</w:t>
-      </w:r>
-    </w:p>
-    <w:p>
-      <w:pPr>
-        <w:pStyle w:val="BodyText"/>
-      </w:pPr>
-      <w:r>
-        <w:t xml:space="preserve">OLGA: Это главное условие. Иначе через год в Новосибирске будет «сертификат за два часа видео».</w:t>
-      </w:r>
-    </w:p>
-    <w:p>
-      <w:pPr>
-        <w:pStyle w:val="BodyText"/>
-      </w:pPr>
-      <w:r>
-        <w:t xml:space="preserve">KIRILL: А цена? В регионах клиники беднее. Девять восемьсот для Самары — это много.</w:t>
-      </w:r>
-    </w:p>
-    <w:p>
-      <w:pPr>
-        <w:pStyle w:val="BodyText"/>
-      </w:pPr>
-      <w:r>
-        <w:t xml:space="preserve">IRINA: Цена для врача — одна по всей стране. Иначе Самара будет продавать в Москву.</w:t>
-      </w:r>
-    </w:p>
-    <w:p>
-      <w:pPr>
-        <w:pStyle w:val="BodyText"/>
-      </w:pPr>
-      <w:r>
-        <w:t xml:space="preserve">DIMA: Но дистрибьютору нужна маржа. Иначе ему незачем с нами работать.</w:t>
-      </w:r>
-    </w:p>
-    <w:p>
-      <w:pPr>
-        <w:pStyle w:val="BodyText"/>
-      </w:pPr>
-      <w:r>
-        <w:t xml:space="preserve">IRINA: Поэтому дистрибьютору — скидка от цены. Пятнадцать процентов. Из них он платит за склад, доставку, людей и холодильники. Я посчитала по Петербургу: на это можно жить. Хорошо жить, если не воровать и не лениться.</w:t>
-      </w:r>
-    </w:p>
-    <w:p>
-      <w:pPr>
-        <w:pStyle w:val="BodyText"/>
-      </w:pPr>
-      <w:r>
-        <w:t xml:space="preserve">OLGA: «Если не воровать». Запишите это в договор. Другими словами, но запишите.</w:t>
-      </w:r>
-    </w:p>
-    <w:p>
-      <w:pPr>
-        <w:pStyle w:val="BodyText"/>
-      </w:pPr>
-      <w:r>
-        <w:t xml:space="preserve">ZOYA: Можно про линию? Сейчас линия — это я и четыре медсестры. В Москве. Когда во Владивостоке ночь, у нас вечер — мы на месте. Но когда у нас ночь, у них уже утро. Пять звонков сразу.</w:t>
-      </w:r>
-    </w:p>
-    <w:p>
-      <w:pPr>
-        <w:pStyle w:val="BodyText"/>
-      </w:pPr>
-      <w:r>
-        <w:t xml:space="preserve">ALEKSEY: Значит, линии нужен второй центр. Не в Москве.</w:t>
-      </w:r>
-    </w:p>
-    <w:p>
-      <w:pPr>
-        <w:pStyle w:val="BodyText"/>
-      </w:pPr>
-      <w:r>
-        <w:t xml:space="preserve">IRINA: Где? Новосибирск — середина страны. Плюс четыре от Москвы.</w:t>
-      </w:r>
-    </w:p>
-    <w:p>
-      <w:pPr>
-        <w:pStyle w:val="BodyText"/>
-      </w:pPr>
-      <w:r>
-        <w:t xml:space="preserve">ZOYA: Второй центр и местные врачи. Медсестра по телефону не введёт фермент в Иркутске.</w:t>
-      </w:r>
-    </w:p>
-    <w:p>
-      <w:pPr>
-        <w:pStyle w:val="BodyText"/>
-      </w:pPr>
-      <w:r>
-        <w:t xml:space="preserve">KORNILOVA: В каждом регионе — свой дежурный врач. Как Марина обещала в Петербурге. Без этого — не начинаем.</w:t>
-      </w:r>
-    </w:p>
-    <w:p>
-      <w:pPr>
-        <w:pStyle w:val="BodyText"/>
-      </w:pPr>
-      <w:r>
-        <w:t xml:space="preserve">IRINA: Записываю. Условие номер три: местный дежурный врач до первой продажи.</w:t>
-      </w:r>
-    </w:p>
-    <w:p>
-      <w:pPr>
-        <w:pStyle w:val="BodyText"/>
-      </w:pPr>
-      <w:r>
-        <w:t xml:space="preserve">KORNILOVA: И врач — не по телефону. Живой, в двадцати минутах от пациентки.</w:t>
-      </w:r>
-    </w:p>
-    <w:p>
-      <w:pPr>
-        <w:pStyle w:val="BodyText"/>
-      </w:pPr>
-      <w:r>
-        <w:t xml:space="preserve">ALEKSEY: Значит, у нас уже три условия для партнёра. Журнал, тренер, врач. Без них — никакого эксклюзива.</w:t>
-      </w:r>
-    </w:p>
-    <w:p>
-      <w:pPr>
-        <w:pStyle w:val="BodyText"/>
-      </w:pPr>
-      <w:r>
-        <w:t xml:space="preserve">KIRILL: А сколько городов? Сорок три синие булавки.</w:t>
-      </w:r>
-    </w:p>
-    <w:p>
-      <w:pPr>
-        <w:pStyle w:val="BodyText"/>
-      </w:pPr>
-      <w:r>
-        <w:t xml:space="preserve">DIMA: Сорок три — это три года работы. Минимум.</w:t>
-      </w:r>
-    </w:p>
-    <w:p>
-      <w:pPr>
-        <w:pStyle w:val="BodyText"/>
-      </w:pPr>
-      <w:r>
-        <w:t xml:space="preserve">ALEKSEY: Пять. В первый год — пять. Петербург, Казань, Екатеринбург, Новосибирск, Владивосток.</w:t>
-      </w:r>
-    </w:p>
-    <w:p>
-      <w:pPr>
-        <w:pStyle w:val="BodyText"/>
-      </w:pPr>
-      <w:r>
-        <w:t xml:space="preserve">DIMA: Почему не Краснодар? Там клиник больше, чем в Новосибирске.</w:t>
-      </w:r>
-    </w:p>
-    <w:p>
-      <w:pPr>
-        <w:pStyle w:val="BodyText"/>
-      </w:pPr>
-      <w:r>
-        <w:t xml:space="preserve">ALEKSEY: Потому что в Краснодаре нет партнёра с журналом. Я спрашивал. Три дистрибьютора — три раза «а журнал зачем?».</w:t>
-      </w:r>
-    </w:p>
-    <w:p>
-      <w:pPr>
-        <w:pStyle w:val="BodyText"/>
-      </w:pPr>
-      <w:r>
-        <w:t xml:space="preserve">OLGA: Значит, Краснодар — жёлтая булавка. Пока.</w:t>
-      </w:r>
-    </w:p>
-    <w:p>
-      <w:pPr>
-        <w:pStyle w:val="BodyText"/>
-      </w:pPr>
-      <w:r>
-        <w:t xml:space="preserve">DIMA: «Пока» — это Волков бы одобрил.</w:t>
-      </w:r>
-    </w:p>
-    <w:p>
-      <w:pPr>
-        <w:pStyle w:val="BodyText"/>
-      </w:pPr>
-      <w:r>
-        <w:t xml:space="preserve">ALEKSEY: Волков бы одобрил. Но стратегия — это не список городов. Стратегия — это то, от чего мы отказываемся. Краснодар, свои филиалы, продажа всем подряд, разные цены для разных городов. Четыре отказа. Это и есть план.</w:t>
+        <w:t xml:space="preserve">ALEKSEY: Есть три пути. Первый — свои филиалы, то есть офис, склад и менеджеры в каждом большом городе, как у Волкова, у которого сорок складов. Контроль полный, но денег нужно столько, сколько у нас нет, а людей — столько, сколько мы не обучим и за пять лет.</w:t>
+      </w:r>
+    </w:p>
+    <w:p>
+      <w:pPr>
+        <w:pStyle w:val="BodyText"/>
+      </w:pPr>
+      <w:r>
+        <w:t xml:space="preserve">IRINA: Давайте я скажу цифру. Один филиал стоит около восьми миллионов в первый год, потому что это аренда, холодильники, люди, машины и лицензия на склад. Пять городов — это сорок миллионов, то есть все деньги Бориса Игоревича, и на второй год их уже не хватит.</w:t>
+      </w:r>
+    </w:p>
+    <w:p>
+      <w:pPr>
+        <w:pStyle w:val="BodyText"/>
+      </w:pPr>
+      <w:r>
+        <w:t xml:space="preserve">BORIS: Мои деньги уже не мои, они ваши. Но сорок миллионов на склады в городах, где вы ни разу не были, я бы не одобрил. Это я говорю как мебель, хотя мебель тоже кое-что помнит из своего прошлого.</w:t>
+      </w:r>
+    </w:p>
+    <w:p>
+      <w:pPr>
+        <w:pStyle w:val="BodyText"/>
+      </w:pPr>
+      <w:r>
+        <w:t xml:space="preserve">OLGA: Мебель с памятью — это, по-моему, самая опасная мебель, которая бывает в переговорной.</w:t>
+      </w:r>
+    </w:p>
+    <w:p>
+      <w:pPr>
+        <w:pStyle w:val="BodyText"/>
+      </w:pPr>
+      <w:r>
+        <w:t xml:space="preserve">ALEKSEY: Второй путь — продавать всем дистрибьюторам подряд: кто заплатит, тот и везёт. Это быстро и дёшево. Но через год мы уже не будем знать, где наш гель, кто его колет и что с ним стало зимой в холодной фуре.</w:t>
+      </w:r>
+    </w:p>
+    <w:p>
+      <w:pPr>
+        <w:pStyle w:val="BodyText"/>
+      </w:pPr>
+      <w:r>
+        <w:t xml:space="preserve">OLGA: Это путь Томаша, и мы уже видели, куда он ведёт: прямо в Алматы и в Люберцы.</w:t>
+      </w:r>
+    </w:p>
+    <w:p>
+      <w:pPr>
+        <w:pStyle w:val="BodyText"/>
+      </w:pPr>
+      <w:r>
+        <w:t xml:space="preserve">IRINA: И это ещё путь Кристины, только если смотреть на него с другой стороны прилавка.</w:t>
+      </w:r>
+    </w:p>
+    <w:p>
+      <w:pPr>
+        <w:pStyle w:val="BodyText"/>
+      </w:pPr>
+      <w:r>
+        <w:t xml:space="preserve">ALEKSEY: Третий путь — партнёры. Один сильный дистрибьютор в регионе, у которого есть журнал температуры, который отказывается от серого товара и работает с местной клиникой для обучения. Мы даём товар, коды, линию и экзамен, а они дают территорию и людей.</w:t>
+      </w:r>
+    </w:p>
+    <w:p>
+      <w:pPr>
+        <w:pStyle w:val="BodyText"/>
+      </w:pPr>
+      <w:r>
+        <w:t xml:space="preserve">DIMA: То есть так, как мы уже договорились с Мариной в Петербурге, правильно я понимаю?</w:t>
+      </w:r>
+    </w:p>
+    <w:p>
+      <w:pPr>
+        <w:pStyle w:val="BodyText"/>
+      </w:pPr>
+      <w:r>
+        <w:t xml:space="preserve">ALEKSEY: Да, как с Мариной. Она первая, и если с ней всё получится, то получится и с другими.</w:t>
+      </w:r>
+    </w:p>
+    <w:p>
+      <w:pPr>
+        <w:pStyle w:val="BodyText"/>
+      </w:pPr>
+      <w:r>
+        <w:t xml:space="preserve">KORNILOVA: А экзамен? Кто будет принимать экзамен у врачей где-нибудь в Новосибирске?</w:t>
+      </w:r>
+    </w:p>
+    <w:p>
+      <w:pPr>
+        <w:pStyle w:val="BodyText"/>
+      </w:pPr>
+      <w:r>
+        <w:t xml:space="preserve">ALEKSEY: Местный тренер, которого сначала проверите вы сами, лично, здесь, в Москве.</w:t>
+      </w:r>
+    </w:p>
+    <w:p>
+      <w:pPr>
+        <w:pStyle w:val="BodyText"/>
+      </w:pPr>
+      <w:r>
+        <w:t xml:space="preserve">KORNILOVA: Лично — хорошо. Но я буду проверять так же, как проверяю своих. Без скидки на расстояние.</w:t>
+      </w:r>
+    </w:p>
+    <w:p>
+      <w:pPr>
+        <w:pStyle w:val="BodyText"/>
+      </w:pPr>
+      <w:r>
+        <w:t xml:space="preserve">OLGA: Это главное условие, потому что иначе через год в Новосибирске будет «сертификат за два часа видео».</w:t>
+      </w:r>
+    </w:p>
+    <w:p>
+      <w:pPr>
+        <w:pStyle w:val="BodyText"/>
+      </w:pPr>
+      <w:r>
+        <w:t xml:space="preserve">KIRILL: А что с ценой? В регионах клиники беднее, и девять восемьсот для Самары — это очень много.</w:t>
+      </w:r>
+    </w:p>
+    <w:p>
+      <w:pPr>
+        <w:pStyle w:val="BodyText"/>
+      </w:pPr>
+      <w:r>
+        <w:t xml:space="preserve">IRINA: Цена для врача — одна по всей стране, потому что иначе Самара начнёт продавать наш гель в Москву.</w:t>
+      </w:r>
+    </w:p>
+    <w:p>
+      <w:pPr>
+        <w:pStyle w:val="BodyText"/>
+      </w:pPr>
+      <w:r>
+        <w:t xml:space="preserve">DIMA: Но дистрибьютору нужна своя маржа, иначе ему просто незачем с нами работать.</w:t>
+      </w:r>
+    </w:p>
+    <w:p>
+      <w:pPr>
+        <w:pStyle w:val="BodyText"/>
+      </w:pPr>
+      <w:r>
+        <w:t xml:space="preserve">IRINA: Поэтому дистрибьютор получает скидку от цены, пятнадцать процентов, и из них он платит за склад, доставку, людей и холодильники. Я посчитала по Петербургу: на это можно жить, и даже хорошо жить, если не воровать и не лениться.</w:t>
+      </w:r>
+    </w:p>
+    <w:p>
+      <w:pPr>
+        <w:pStyle w:val="BodyText"/>
+      </w:pPr>
+      <w:r>
+        <w:t xml:space="preserve">OLGA: «Если не воровать». Запишите это в договор — конечно, другими словами, но обязательно запишите.</w:t>
+      </w:r>
+    </w:p>
+    <w:p>
+      <w:pPr>
+        <w:pStyle w:val="BodyText"/>
+      </w:pPr>
+      <w:r>
+        <w:t xml:space="preserve">ZOYA: Можно я скажу про линию? Сейчас линия — это я и четыре медсестры в Москве. Когда во Владивостоке ночь, у нас вечер, и мы на месте. Но когда у нас ночь, у них уже утро, и тогда приходят пять звонков сразу, а отвечать некому.</w:t>
+      </w:r>
+    </w:p>
+    <w:p>
+      <w:pPr>
+        <w:pStyle w:val="BodyText"/>
+      </w:pPr>
+      <w:r>
+        <w:t xml:space="preserve">ALEKSEY: Значит, линии нужен второй центр, и находиться он должен не в Москве.</w:t>
+      </w:r>
+    </w:p>
+    <w:p>
+      <w:pPr>
+        <w:pStyle w:val="BodyText"/>
+      </w:pPr>
+      <w:r>
+        <w:t xml:space="preserve">IRINA: А где именно? Новосибирск — это середина страны, плюс четыре часа от Москвы.</w:t>
+      </w:r>
+    </w:p>
+    <w:p>
+      <w:pPr>
+        <w:pStyle w:val="BodyText"/>
+      </w:pPr>
+      <w:r>
+        <w:t xml:space="preserve">ZOYA: Нужен второй центр и местные врачи, потому что медсестра по телефону не введёт фермент в Иркутске.</w:t>
+      </w:r>
+    </w:p>
+    <w:p>
+      <w:pPr>
+        <w:pStyle w:val="BodyText"/>
+      </w:pPr>
+      <w:r>
+        <w:t xml:space="preserve">KORNILOVA: В каждом регионе должен быть свой дежурный врач, как Марина обещала в Петербурге. Без этого мы не начинаем.</w:t>
+      </w:r>
+    </w:p>
+    <w:p>
+      <w:pPr>
+        <w:pStyle w:val="BodyText"/>
+      </w:pPr>
+      <w:r>
+        <w:t xml:space="preserve">IRINA: Записываю. Условие номер три: местный дежурный врач должен быть до первой продажи.</w:t>
+      </w:r>
+    </w:p>
+    <w:p>
+      <w:pPr>
+        <w:pStyle w:val="BodyText"/>
+      </w:pPr>
+      <w:r>
+        <w:t xml:space="preserve">KORNILOVA: И этот врач не по телефону, а живой, который находится в двадцати минутах от пациентки.</w:t>
+      </w:r>
+    </w:p>
+    <w:p>
+      <w:pPr>
+        <w:pStyle w:val="BodyText"/>
+      </w:pPr>
+      <w:r>
+        <w:t xml:space="preserve">ALEKSEY: Значит, у нас уже три условия для партнёра: журнал, тренер и врач. Без них никакого эксклюзива не будет.</w:t>
+      </w:r>
+    </w:p>
+    <w:p>
+      <w:pPr>
+        <w:pStyle w:val="BodyText"/>
+      </w:pPr>
+      <w:r>
+        <w:t xml:space="preserve">KIRILL: А сколько городов мы берём? Синих булавок ведь сорок три.</w:t>
+      </w:r>
+    </w:p>
+    <w:p>
+      <w:pPr>
+        <w:pStyle w:val="BodyText"/>
+      </w:pPr>
+      <w:r>
+        <w:t xml:space="preserve">DIMA: Сорок три города — это минимум три года работы, и то если всё пойдёт хорошо.</w:t>
+      </w:r>
+    </w:p>
+    <w:p>
+      <w:pPr>
+        <w:pStyle w:val="BodyText"/>
+      </w:pPr>
+      <w:r>
+        <w:t xml:space="preserve">ALEKSEY: В первый год мы берём пять: Петербург, Казань, Екатеринбург, Новосибирск и Владивосток.</w:t>
+      </w:r>
+    </w:p>
+    <w:p>
+      <w:pPr>
+        <w:pStyle w:val="BodyText"/>
+      </w:pPr>
+      <w:r>
+        <w:t xml:space="preserve">DIMA: А почему не Краснодар? Там клиник больше, чем в Новосибирске, я точно знаю.</w:t>
+      </w:r>
+    </w:p>
+    <w:p>
+      <w:pPr>
+        <w:pStyle w:val="BodyText"/>
+      </w:pPr>
+      <w:r>
+        <w:t xml:space="preserve">ALEKSEY: Потому что в Краснодаре нет партнёра с журналом. Я спрашивал у трёх дистрибьюторов, и все три раза мне ответили: «а журнал зачем?».</w:t>
+      </w:r>
+    </w:p>
+    <w:p>
+      <w:pPr>
+        <w:pStyle w:val="BodyText"/>
+      </w:pPr>
+      <w:r>
+        <w:t xml:space="preserve">OLGA: Значит, Краснодар остаётся жёлтой булавкой. Пока, по крайней мере.</w:t>
+      </w:r>
+    </w:p>
+    <w:p>
+      <w:pPr>
+        <w:pStyle w:val="BodyText"/>
+      </w:pPr>
+      <w:r>
+        <w:t xml:space="preserve">DIMA: Вот это «пока» Волков бы точно одобрил, он сам всегда так говорит.</w:t>
+      </w:r>
+    </w:p>
+    <w:p>
+      <w:pPr>
+        <w:pStyle w:val="BodyText"/>
+      </w:pPr>
+      <w:r>
+        <w:t xml:space="preserve">ALEKSEY: Волков бы одобрил. Но стратегия — это не список городов. Стратегия — это то, от чего мы отказываемся: Краснодар, свои филиалы, продажа всем подряд и разные цены для разных городов. Четыре отказа. Это и есть план, а всё остальное только его детали.</w:t>
       </w:r>
     </w:p>
     <w:bookmarkEnd w:id="22"/>
@@ -1524,239 +1524,239 @@
         <w:pStyle w:val="FirstParagraph"/>
       </w:pPr>
       <w:r>
-        <w:t xml:space="preserve">IRINA: Теперь время. Одиннадцать часовых поясов. Владивосток — плюс семь. Новосибирск — плюс четыре. Екатеринбург — плюс два.</w:t>
-      </w:r>
-    </w:p>
-    <w:p>
-      <w:pPr>
-        <w:pStyle w:val="BodyText"/>
-      </w:pPr>
-      <w:r>
-        <w:t xml:space="preserve">KIRILL: Когда у нас планёрка в девять, во Владивостоке — четыре часа дня. Конец рабочего дня.</w:t>
-      </w:r>
-    </w:p>
-    <w:p>
-      <w:pPr>
-        <w:pStyle w:val="BodyText"/>
-      </w:pPr>
-      <w:r>
-        <w:t xml:space="preserve">DIMA: А когда у них утро — у нас глубокая ночь. Один час в день, когда все не спят.</w:t>
-      </w:r>
-    </w:p>
-    <w:p>
-      <w:pPr>
-        <w:pStyle w:val="BodyText"/>
-      </w:pPr>
-      <w:r>
-        <w:t xml:space="preserve">ALEKSEY: Один час. Тогда этот час — святой. Никаких других встреч.</w:t>
-      </w:r>
-    </w:p>
-    <w:p>
-      <w:pPr>
-        <w:pStyle w:val="BodyText"/>
-      </w:pPr>
-      <w:r>
-        <w:t xml:space="preserve">IRINA: Какой час?</w:t>
-      </w:r>
-    </w:p>
-    <w:p>
-      <w:pPr>
-        <w:pStyle w:val="BodyText"/>
-      </w:pPr>
-      <w:r>
-        <w:t xml:space="preserve">DIMA: Восемь утра по Москве. Во Владивостоке — три часа дня. В Новосибирске — полдень. Все живы, никто не ест.</w:t>
-      </w:r>
-    </w:p>
-    <w:p>
-      <w:pPr>
-        <w:pStyle w:val="BodyText"/>
-      </w:pPr>
-      <w:r>
-        <w:t xml:space="preserve">OLGA: Восемь утра. Я в восемь утра ещё на балконе.</w:t>
-      </w:r>
-    </w:p>
-    <w:p>
-      <w:pPr>
-        <w:pStyle w:val="BodyText"/>
-      </w:pPr>
-      <w:r>
-        <w:t xml:space="preserve">ALEKSEY: Тогда балкон с ноутбуком, Ольга Петровна. Один раз в неделю. Понедельник.</w:t>
-      </w:r>
-    </w:p>
-    <w:p>
-      <w:pPr>
-        <w:pStyle w:val="BodyText"/>
-      </w:pPr>
-      <w:r>
-        <w:t xml:space="preserve">OLGA: Один раз в неделю. Не чаще. И без камеры. Я на балконе в халате.</w:t>
-      </w:r>
-    </w:p>
-    <w:p>
-      <w:pPr>
-        <w:pStyle w:val="BodyText"/>
-      </w:pPr>
-      <w:r>
-        <w:t xml:space="preserve">KORNILOVA: А экзамены? Я не могу принимать практику по видео. Рука, игла, фантом. Это надо видеть живьём.</w:t>
-      </w:r>
-    </w:p>
-    <w:p>
-      <w:pPr>
-        <w:pStyle w:val="BodyText"/>
-      </w:pPr>
-      <w:r>
-        <w:t xml:space="preserve">ALEKSEY: Тогда тренеры едут к вам. В Москву. Один раз, на неделю. Мы платим дорогу.</w:t>
-      </w:r>
-    </w:p>
-    <w:p>
-      <w:pPr>
-        <w:pStyle w:val="BodyText"/>
-      </w:pPr>
-      <w:r>
-        <w:t xml:space="preserve">IRINA: Пять тренеров. Пять недель Корниловой. Это пять недель, когда она не учит московских врачей.</w:t>
-      </w:r>
-    </w:p>
-    <w:p>
-      <w:pPr>
-        <w:pStyle w:val="BodyText"/>
-      </w:pPr>
-      <w:r>
-        <w:t xml:space="preserve">KORNILOVA: Значит, мне нужен помощник. Тот, кто уже сдал всё. Алина. Или Фомина.</w:t>
-      </w:r>
-    </w:p>
-    <w:p>
-      <w:pPr>
-        <w:pStyle w:val="BodyText"/>
-      </w:pPr>
-      <w:r>
-        <w:t xml:space="preserve">OLGA: Фомина из Тулы. Её на неделю не отпустят. У неё сорок пациенток в очереди.</w:t>
-      </w:r>
-    </w:p>
-    <w:p>
-      <w:pPr>
-        <w:pStyle w:val="BodyText"/>
-      </w:pPr>
-      <w:r>
-        <w:t xml:space="preserve">KORNILOVA: Тогда Алина. Она моложе. И у неё есть терпение. У меня его уже нет.</w:t>
-      </w:r>
-    </w:p>
-    <w:p>
-      <w:pPr>
-        <w:pStyle w:val="BodyText"/>
-      </w:pPr>
-      <w:r>
-        <w:t xml:space="preserve">IRINA: Алина согласится. Она хотела расти. Она мне говорила.</w:t>
-      </w:r>
-    </w:p>
-    <w:p>
-      <w:pPr>
-        <w:pStyle w:val="BodyText"/>
-      </w:pPr>
-      <w:r>
-        <w:t xml:space="preserve">ALEKSEY: Хорошо. Алина — второй экзаменатор. С вами вместе, первые два раза.</w:t>
-      </w:r>
-    </w:p>
-    <w:p>
-      <w:pPr>
-        <w:pStyle w:val="BodyText"/>
-      </w:pPr>
-      <w:r>
-        <w:t xml:space="preserve">IRINA: Ещё одно. Деньги. Пять регионов в первый год — сколько стоят нам, а не партнёрам?</w:t>
-      </w:r>
-    </w:p>
-    <w:p>
-      <w:pPr>
-        <w:pStyle w:val="BodyText"/>
-      </w:pPr>
-      <w:r>
-        <w:t xml:space="preserve">ALEKSEY: Посчитайте. Только наши расходы. Тренеры, линия, поездки, коды.</w:t>
-      </w:r>
-    </w:p>
-    <w:p>
-      <w:pPr>
-        <w:pStyle w:val="BodyText"/>
-      </w:pPr>
-      <w:r>
-        <w:t xml:space="preserve">IRINA: Уже посчитала. Около девяти миллионов. Из них три — второй центр линии.</w:t>
-      </w:r>
-    </w:p>
-    <w:p>
-      <w:pPr>
-        <w:pStyle w:val="BodyText"/>
-      </w:pPr>
-      <w:r>
-        <w:t xml:space="preserve">ALEKSEY: Девять. Это больше, чем вся наша прибыль за прошлый год.</w:t>
-      </w:r>
-    </w:p>
-    <w:p>
-      <w:pPr>
-        <w:pStyle w:val="BodyText"/>
-      </w:pPr>
-      <w:r>
-        <w:t xml:space="preserve">BORIS: Можно мебели вопрос? Обещал в конце. Это ещё не конец?</w:t>
-      </w:r>
-    </w:p>
-    <w:p>
-      <w:pPr>
-        <w:pStyle w:val="BodyText"/>
-      </w:pPr>
-      <w:r>
-        <w:t xml:space="preserve">ALEKSEY: Почти конец, Борис Игоревич. Спрашивайте.</w:t>
-      </w:r>
-    </w:p>
-    <w:p>
-      <w:pPr>
-        <w:pStyle w:val="BodyText"/>
-      </w:pPr>
-      <w:r>
-        <w:t xml:space="preserve">BORIS: Девять миллионов. Откуда?</w:t>
-      </w:r>
-    </w:p>
-    <w:p>
-      <w:pPr>
-        <w:pStyle w:val="BodyText"/>
-      </w:pPr>
-      <w:r>
-        <w:t xml:space="preserve">IRINA: Из прибыли этого года, если продажи вырастут на сорок процентов. И из кредита, если не вырастут.</w:t>
-      </w:r>
-    </w:p>
-    <w:p>
-      <w:pPr>
-        <w:pStyle w:val="BodyText"/>
-      </w:pPr>
-      <w:r>
-        <w:t xml:space="preserve">BORIS: Кредит. Сколько?</w:t>
-      </w:r>
-    </w:p>
-    <w:p>
-      <w:pPr>
-        <w:pStyle w:val="BodyText"/>
-      </w:pPr>
-      <w:r>
-        <w:t xml:space="preserve">IRINA: До пяти миллионов. Меньше двадцати. Вашего вето не требуется.</w:t>
-      </w:r>
-    </w:p>
-    <w:p>
-      <w:pPr>
-        <w:pStyle w:val="BodyText"/>
-      </w:pPr>
-      <w:r>
-        <w:t xml:space="preserve">BORIS: Знаю, что не требуется. Я спрашиваю не как вето. Как человек, который строил по всей стране.</w:t>
-      </w:r>
-    </w:p>
-    <w:p>
-      <w:pPr>
-        <w:pStyle w:val="BodyText"/>
-      </w:pPr>
-      <w:r>
-        <w:t xml:space="preserve">OLGA: Человек, который строил, обычно знает, где трещины.</w:t>
-      </w:r>
-    </w:p>
-    <w:p>
-      <w:pPr>
-        <w:pStyle w:val="BodyText"/>
-      </w:pPr>
-      <w:r>
-        <w:t xml:space="preserve">ALEKSEY: Тогда ответьте как человек, который строил. Что мы делаем не так?</w:t>
+        <w:t xml:space="preserve">IRINA: Теперь о времени. У нас одиннадцать часовых поясов: Владивосток — плюс семь, Новосибирск — плюс четыре, а Екатеринбург — плюс два.</w:t>
+      </w:r>
+    </w:p>
+    <w:p>
+      <w:pPr>
+        <w:pStyle w:val="BodyText"/>
+      </w:pPr>
+      <w:r>
+        <w:t xml:space="preserve">KIRILL: Когда у нас планёрка в девять, во Владивостоке уже четыре часа дня, то есть конец рабочего дня.</w:t>
+      </w:r>
+    </w:p>
+    <w:p>
+      <w:pPr>
+        <w:pStyle w:val="BodyText"/>
+      </w:pPr>
+      <w:r>
+        <w:t xml:space="preserve">DIMA: А когда у них утро, у нас глубокая ночь. Получается, что есть только один час в день, когда никто не спит.</w:t>
+      </w:r>
+    </w:p>
+    <w:p>
+      <w:pPr>
+        <w:pStyle w:val="BodyText"/>
+      </w:pPr>
+      <w:r>
+        <w:t xml:space="preserve">ALEKSEY: Один час. Тогда этот час — святой, и никаких других встреч в это время быть не должно.</w:t>
+      </w:r>
+    </w:p>
+    <w:p>
+      <w:pPr>
+        <w:pStyle w:val="BodyText"/>
+      </w:pPr>
+      <w:r>
+        <w:t xml:space="preserve">IRINA: Хорошо, а какой это будет час, кто-нибудь уже посчитал?</w:t>
+      </w:r>
+    </w:p>
+    <w:p>
+      <w:pPr>
+        <w:pStyle w:val="BodyText"/>
+      </w:pPr>
+      <w:r>
+        <w:t xml:space="preserve">DIMA: Восемь утра по Москве. Во Владивостоке это три часа дня, в Новосибирске — полдень, так что все живы и никто не обедает.</w:t>
+      </w:r>
+    </w:p>
+    <w:p>
+      <w:pPr>
+        <w:pStyle w:val="BodyText"/>
+      </w:pPr>
+      <w:r>
+        <w:t xml:space="preserve">OLGA: Восемь утра? Я в восемь утра обычно ещё сижу на балконе со своим кофе.</w:t>
+      </w:r>
+    </w:p>
+    <w:p>
+      <w:pPr>
+        <w:pStyle w:val="BodyText"/>
+      </w:pPr>
+      <w:r>
+        <w:t xml:space="preserve">ALEKSEY: Тогда на балконе с ноутбуком, Ольга Петровна. Всего один раз в неделю, по понедельникам.</w:t>
+      </w:r>
+    </w:p>
+    <w:p>
+      <w:pPr>
+        <w:pStyle w:val="BodyText"/>
+      </w:pPr>
+      <w:r>
+        <w:t xml:space="preserve">OLGA: Один раз в неделю и не чаще. И без камеры, потому что на балконе я сижу в халате.</w:t>
+      </w:r>
+    </w:p>
+    <w:p>
+      <w:pPr>
+        <w:pStyle w:val="BodyText"/>
+      </w:pPr>
+      <w:r>
+        <w:t xml:space="preserve">KORNILOVA: А как быть с экзаменами? Я не могу принимать практику по видео, потому что руку, иглу и фантом надо видеть живьём.</w:t>
+      </w:r>
+    </w:p>
+    <w:p>
+      <w:pPr>
+        <w:pStyle w:val="BodyText"/>
+      </w:pPr>
+      <w:r>
+        <w:t xml:space="preserve">ALEKSEY: Тогда тренеры сами поедут к вам в Москву, один раз на неделю, а дорогу мы оплатим.</w:t>
+      </w:r>
+    </w:p>
+    <w:p>
+      <w:pPr>
+        <w:pStyle w:val="BodyText"/>
+      </w:pPr>
+      <w:r>
+        <w:t xml:space="preserve">IRINA: Но пять тренеров — это пять недель Корниловой, то есть пять недель, когда она не учит московских врачей.</w:t>
+      </w:r>
+    </w:p>
+    <w:p>
+      <w:pPr>
+        <w:pStyle w:val="BodyText"/>
+      </w:pPr>
+      <w:r>
+        <w:t xml:space="preserve">KORNILOVA: Значит, мне нужен помощник, который уже сдал всё сам. Например, Алина или Фомина.</w:t>
+      </w:r>
+    </w:p>
+    <w:p>
+      <w:pPr>
+        <w:pStyle w:val="BodyText"/>
+      </w:pPr>
+      <w:r>
+        <w:t xml:space="preserve">OLGA: Фомина работает в Туле, и её на неделю не отпустят, ведь у неё сорок пациенток в очереди.</w:t>
+      </w:r>
+    </w:p>
+    <w:p>
+      <w:pPr>
+        <w:pStyle w:val="BodyText"/>
+      </w:pPr>
+      <w:r>
+        <w:t xml:space="preserve">KORNILOVA: Тогда Алина. Она моложе, и у неё есть терпение, а у меня его, честно говоря, уже не осталось.</w:t>
+      </w:r>
+    </w:p>
+    <w:p>
+      <w:pPr>
+        <w:pStyle w:val="BodyText"/>
+      </w:pPr>
+      <w:r>
+        <w:t xml:space="preserve">IRINA: Алина согласится, я уверена. Она давно хотела расти, она сама мне об этом говорила.</w:t>
+      </w:r>
+    </w:p>
+    <w:p>
+      <w:pPr>
+        <w:pStyle w:val="BodyText"/>
+      </w:pPr>
+      <w:r>
+        <w:t xml:space="preserve">ALEKSEY: Хорошо, Алина будет вторым экзаменатором, но первые два раза она работает вместе с вами.</w:t>
+      </w:r>
+    </w:p>
+    <w:p>
+      <w:pPr>
+        <w:pStyle w:val="BodyText"/>
+      </w:pPr>
+      <w:r>
+        <w:t xml:space="preserve">IRINA: И ещё одно — деньги. Сколько пять регионов в первый год будут стоить нам, а не партнёрам?</w:t>
+      </w:r>
+    </w:p>
+    <w:p>
+      <w:pPr>
+        <w:pStyle w:val="BodyText"/>
+      </w:pPr>
+      <w:r>
+        <w:t xml:space="preserve">ALEKSEY: Посчитайте, пожалуйста, только наши расходы: тренеры, линия, поездки и коды.</w:t>
+      </w:r>
+    </w:p>
+    <w:p>
+      <w:pPr>
+        <w:pStyle w:val="BodyText"/>
+      </w:pPr>
+      <w:r>
+        <w:t xml:space="preserve">IRINA: Я уже посчитала: получается около девяти миллионов, из которых три уйдут на второй центр линии.</w:t>
+      </w:r>
+    </w:p>
+    <w:p>
+      <w:pPr>
+        <w:pStyle w:val="BodyText"/>
+      </w:pPr>
+      <w:r>
+        <w:t xml:space="preserve">ALEKSEY: Девять миллионов — это больше, чем вся наша прибыль за прошлый год.</w:t>
+      </w:r>
+    </w:p>
+    <w:p>
+      <w:pPr>
+        <w:pStyle w:val="BodyText"/>
+      </w:pPr>
+      <w:r>
+        <w:t xml:space="preserve">BORIS: Можно мебели задать вопрос? Я обещал, что спрошу в конце, но это ведь ещё не конец?</w:t>
+      </w:r>
+    </w:p>
+    <w:p>
+      <w:pPr>
+        <w:pStyle w:val="BodyText"/>
+      </w:pPr>
+      <w:r>
+        <w:t xml:space="preserve">ALEKSEY: Почти конец, Борис Игоревич, так что спрашивайте, пожалуйста.</w:t>
+      </w:r>
+    </w:p>
+    <w:p>
+      <w:pPr>
+        <w:pStyle w:val="BodyText"/>
+      </w:pPr>
+      <w:r>
+        <w:t xml:space="preserve">BORIS: Девять миллионов — это серьёзные деньги. Откуда вы их возьмёте?</w:t>
+      </w:r>
+    </w:p>
+    <w:p>
+      <w:pPr>
+        <w:pStyle w:val="BodyText"/>
+      </w:pPr>
+      <w:r>
+        <w:t xml:space="preserve">IRINA: Из прибыли этого года, если продажи вырастут на сорок процентов. А если не вырастут, то из кредита.</w:t>
+      </w:r>
+    </w:p>
+    <w:p>
+      <w:pPr>
+        <w:pStyle w:val="BodyText"/>
+      </w:pPr>
+      <w:r>
+        <w:t xml:space="preserve">BORIS: Кредит, значит. И на какую сумму?</w:t>
+      </w:r>
+    </w:p>
+    <w:p>
+      <w:pPr>
+        <w:pStyle w:val="BodyText"/>
+      </w:pPr>
+      <w:r>
+        <w:t xml:space="preserve">IRINA: До пяти миллионов, то есть меньше двадцати, поэтому вашего вето здесь не требуется.</w:t>
+      </w:r>
+    </w:p>
+    <w:p>
+      <w:pPr>
+        <w:pStyle w:val="BodyText"/>
+      </w:pPr>
+      <w:r>
+        <w:t xml:space="preserve">BORIS: Я знаю, что не требуется. Я спрашиваю не как вето, а как человек, который сам строил по всей стране.</w:t>
+      </w:r>
+    </w:p>
+    <w:p>
+      <w:pPr>
+        <w:pStyle w:val="BodyText"/>
+      </w:pPr>
+      <w:r>
+        <w:t xml:space="preserve">OLGA: А человек, который строил, обычно лучше всех знает, где появляются трещины.</w:t>
+      </w:r>
+    </w:p>
+    <w:p>
+      <w:pPr>
+        <w:pStyle w:val="BodyText"/>
+      </w:pPr>
+      <w:r>
+        <w:t xml:space="preserve">ALEKSEY: Тогда ответьте нам как человек, который строил. Что мы делаем не так?</w:t>
       </w:r>
     </w:p>
     <w:bookmarkEnd w:id="23"/>
@@ -1774,199 +1774,199 @@
         <w:pStyle w:val="FirstParagraph"/>
       </w:pPr>
       <w:r>
-        <w:t xml:space="preserve">BORIS: Не так — ничего. Слишком правильно. Вот что меня беспокоит.</w:t>
-      </w:r>
-    </w:p>
-    <w:p>
-      <w:pPr>
-        <w:pStyle w:val="BodyText"/>
-      </w:pPr>
-      <w:r>
-        <w:t xml:space="preserve">OLGA: Слишком правильно? Это претензия?</w:t>
-      </w:r>
-    </w:p>
-    <w:p>
-      <w:pPr>
-        <w:pStyle w:val="BodyText"/>
-      </w:pPr>
-      <w:r>
-        <w:t xml:space="preserve">BORIS: Это опыт. В девяносто девятом я открыл объекты в семи городах за год. Всё по плану. А потом выяснилось, что план писали в Москве. А люди жили в Перми, в Омске, в Хабаровске.</w:t>
-      </w:r>
-    </w:p>
-    <w:p>
-      <w:pPr>
-        <w:pStyle w:val="BodyText"/>
-      </w:pPr>
-      <w:r>
-        <w:t xml:space="preserve">ALEKSEY: И что случилось?</w:t>
-      </w:r>
-    </w:p>
-    <w:p>
-      <w:pPr>
-        <w:pStyle w:val="BodyText"/>
-      </w:pPr>
-      <w:r>
-        <w:t xml:space="preserve">BORIS: В двух городах всё сработало. В трёх — еле-еле. В двух я потерял всё, что вложил. Потому что не знал, как там здороваются, когда пьют чай и почему не отвечают на звонки по пятницам.</w:t>
-      </w:r>
-    </w:p>
-    <w:p>
-      <w:pPr>
-        <w:pStyle w:val="BodyText"/>
-      </w:pPr>
-      <w:r>
-        <w:t xml:space="preserve">IRINA: Это не посчитаешь в таблице.</w:t>
-      </w:r>
-    </w:p>
-    <w:p>
-      <w:pPr>
-        <w:pStyle w:val="BodyText"/>
-      </w:pPr>
-      <w:r>
-        <w:t xml:space="preserve">BORIS: Не посчитаешь. Поэтому мой вопрос простой. Кто из вас был во Владивостоке? В Новосибирске? В Казани хотя бы?</w:t>
-      </w:r>
-    </w:p>
-    <w:p>
-      <w:pPr>
-        <w:pStyle w:val="BodyText"/>
-      </w:pPr>
-      <w:r>
-        <w:t xml:space="preserve">DIMA: Я был в Казани. Один раз. Проездом. На вокзале.</w:t>
-      </w:r>
-    </w:p>
-    <w:p>
-      <w:pPr>
-        <w:pStyle w:val="BodyText"/>
-      </w:pPr>
-      <w:r>
-        <w:t xml:space="preserve">KIRILL: Я был в Лондоне. Это не считается, я понимаю.</w:t>
-      </w:r>
-    </w:p>
-    <w:p>
-      <w:pPr>
-        <w:pStyle w:val="BodyText"/>
-      </w:pPr>
-      <w:r>
-        <w:t xml:space="preserve">OLGA: Я была в Новосибирске. Двадцать лет назад. На конференции. Ничего не помню, кроме мороза.</w:t>
-      </w:r>
-    </w:p>
-    <w:p>
-      <w:pPr>
-        <w:pStyle w:val="BodyText"/>
-      </w:pPr>
-      <w:r>
-        <w:t xml:space="preserve">ALEKSEY: Я был в Петербурге. Неделю назад. На один день.</w:t>
-      </w:r>
-    </w:p>
-    <w:p>
-      <w:pPr>
-        <w:pStyle w:val="BodyText"/>
-      </w:pPr>
-      <w:r>
-        <w:t xml:space="preserve">BORIS: Вот. Карта у вас красивая. А ног на карте нет.</w:t>
-      </w:r>
-    </w:p>
-    <w:p>
-      <w:pPr>
-        <w:pStyle w:val="BodyText"/>
-      </w:pPr>
-      <w:r>
-        <w:t xml:space="preserve">ALEKSEY: Ног нет. Вы правы. Тогда предлагаю так: прежде чем подписать хоть один договор, я еду сам. В каждый из пяти городов. На три дня. Без продаж. Просто посмотреть, как там живут.</w:t>
-      </w:r>
-    </w:p>
-    <w:p>
-      <w:pPr>
-        <w:pStyle w:val="BodyText"/>
-      </w:pPr>
-      <w:r>
-        <w:t xml:space="preserve">IRINA: Пять поездок. Пятнадцать дней. Плюс дорога. Месяц вне офиса.</w:t>
-      </w:r>
-    </w:p>
-    <w:p>
-      <w:pPr>
-        <w:pStyle w:val="BodyText"/>
-      </w:pPr>
-      <w:r>
-        <w:t xml:space="preserve">ALEKSEY: Месяц. За год. Это дешевле, чем два города, где всё потеряно.</w:t>
-      </w:r>
-    </w:p>
-    <w:p>
-      <w:pPr>
-        <w:pStyle w:val="BodyText"/>
-      </w:pPr>
-      <w:r>
-        <w:t xml:space="preserve">BORIS: Вот теперь — правильно. Не слишком, а просто правильно.</w:t>
-      </w:r>
-    </w:p>
-    <w:p>
-      <w:pPr>
-        <w:pStyle w:val="BodyText"/>
-      </w:pPr>
-      <w:r>
-        <w:t xml:space="preserve">OLGA: А кто будет здесь, пока вы ездите? Компания из двадцати человек без директора?</w:t>
-      </w:r>
-    </w:p>
-    <w:p>
-      <w:pPr>
-        <w:pStyle w:val="BodyText"/>
-      </w:pPr>
-      <w:r>
-        <w:t xml:space="preserve">ALEKSEY: С директором. Ирина — финансы. Вы — регистрация и всё, что пахнет законом. Дима — продажи.</w:t>
-      </w:r>
-    </w:p>
-    <w:p>
-      <w:pPr>
-        <w:pStyle w:val="BodyText"/>
-      </w:pPr>
-      <w:r>
-        <w:t xml:space="preserve">DIMA: Я? Продажи — целиком?</w:t>
-      </w:r>
-    </w:p>
-    <w:p>
-      <w:pPr>
-        <w:pStyle w:val="BodyText"/>
-      </w:pPr>
-      <w:r>
-        <w:t xml:space="preserve">ALEKSEY: Целиком. Месяц. Вы два года мой наставник по продажам. Хотя думаете, что наоборот.</w:t>
-      </w:r>
-    </w:p>
-    <w:p>
-      <w:pPr>
-        <w:pStyle w:val="BodyText"/>
-      </w:pPr>
-      <w:r>
-        <w:t xml:space="preserve">KIRILL: А я?</w:t>
-      </w:r>
-    </w:p>
-    <w:p>
-      <w:pPr>
-        <w:pStyle w:val="BodyText"/>
-      </w:pPr>
-      <w:r>
-        <w:t xml:space="preserve">ALEKSEY: А ты — со мной. В Новосибирск и во Владивосток. Будешь носить чемодан и записывать, как там здороваются.</w:t>
-      </w:r>
-    </w:p>
-    <w:p>
-      <w:pPr>
-        <w:pStyle w:val="BodyText"/>
-      </w:pPr>
-      <w:r>
-        <w:t xml:space="preserve">KIRILL: Записывать — это я умею. Ирина Сергеевна научила.</w:t>
-      </w:r>
-    </w:p>
-    <w:p>
-      <w:pPr>
-        <w:pStyle w:val="BodyText"/>
-      </w:pPr>
-      <w:r>
-        <w:t xml:space="preserve">BORIS: Возьмите Кирилла. Пусть увидит страну не из окна «Сапсана». Его мать мне спасибо скажет.</w:t>
-      </w:r>
-    </w:p>
-    <w:p>
-      <w:pPr>
-        <w:pStyle w:val="BodyText"/>
-      </w:pPr>
-      <w:r>
-        <w:t xml:space="preserve">ALEKSEY: Скажет. Если он вернётся с записями, а не с фотографиями.</w:t>
+        <w:t xml:space="preserve">BORIS: Не так вы не делаете ничего. Всё слишком правильно, и вот именно это меня и беспокоит.</w:t>
+      </w:r>
+    </w:p>
+    <w:p>
+      <w:pPr>
+        <w:pStyle w:val="BodyText"/>
+      </w:pPr>
+      <w:r>
+        <w:t xml:space="preserve">OLGA: Слишком правильно? Простите, Борис Игоревич, это вы сейчас претензию высказываете?</w:t>
+      </w:r>
+    </w:p>
+    <w:p>
+      <w:pPr>
+        <w:pStyle w:val="BodyText"/>
+      </w:pPr>
+      <w:r>
+        <w:t xml:space="preserve">BORIS: Нет, это опыт. В девяносто девятом году я открыл объекты в семи городах за один год, и всё было строго по плану. А потом выяснилось, что план писали в Москве, а люди жили в Перми, в Омске и в Хабаровске, и жили совсем по-другому.</w:t>
+      </w:r>
+    </w:p>
+    <w:p>
+      <w:pPr>
+        <w:pStyle w:val="BodyText"/>
+      </w:pPr>
+      <w:r>
+        <w:t xml:space="preserve">ALEKSEY: И что тогда случилось с этими объектами?</w:t>
+      </w:r>
+    </w:p>
+    <w:p>
+      <w:pPr>
+        <w:pStyle w:val="BodyText"/>
+      </w:pPr>
+      <w:r>
+        <w:t xml:space="preserve">BORIS: В двух городах всё сработало, в трёх еле-еле, а в двух я потерял всё, что вложил. И это потому, что я не знал, как там здороваются, когда пьют чай и почему по пятницам там не отвечают на звонки.</w:t>
+      </w:r>
+    </w:p>
+    <w:p>
+      <w:pPr>
+        <w:pStyle w:val="BodyText"/>
+      </w:pPr>
+      <w:r>
+        <w:t xml:space="preserve">IRINA: Да, такое, к сожалению, не посчитаешь ни в одной таблице.</w:t>
+      </w:r>
+    </w:p>
+    <w:p>
+      <w:pPr>
+        <w:pStyle w:val="BodyText"/>
+      </w:pPr>
+      <w:r>
+        <w:t xml:space="preserve">BORIS: Не посчитаешь. Поэтому мой вопрос простой: кто из вас был во Владивостоке? В Новосибирске? Или хотя бы в Казани?</w:t>
+      </w:r>
+    </w:p>
+    <w:p>
+      <w:pPr>
+        <w:pStyle w:val="BodyText"/>
+      </w:pPr>
+      <w:r>
+        <w:t xml:space="preserve">DIMA: Я был в Казани один раз, но только проездом, и видел там один вокзал.</w:t>
+      </w:r>
+    </w:p>
+    <w:p>
+      <w:pPr>
+        <w:pStyle w:val="BodyText"/>
+      </w:pPr>
+      <w:r>
+        <w:t xml:space="preserve">KIRILL: А я был в Лондоне, но я понимаю, что это, конечно, не считается.</w:t>
+      </w:r>
+    </w:p>
+    <w:p>
+      <w:pPr>
+        <w:pStyle w:val="BodyText"/>
+      </w:pPr>
+      <w:r>
+        <w:t xml:space="preserve">OLGA: Я была в Новосибирске двадцать лет назад на конференции, но ничего не помню, кроме мороза.</w:t>
+      </w:r>
+    </w:p>
+    <w:p>
+      <w:pPr>
+        <w:pStyle w:val="BodyText"/>
+      </w:pPr>
+      <w:r>
+        <w:t xml:space="preserve">ALEKSEY: А я был в Петербурге неделю назад, и то всего на один день.</w:t>
+      </w:r>
+    </w:p>
+    <w:p>
+      <w:pPr>
+        <w:pStyle w:val="BodyText"/>
+      </w:pPr>
+      <w:r>
+        <w:t xml:space="preserve">BORIS: Вот видите. Карта у вас красивая. А ног на карте нет.</w:t>
+      </w:r>
+    </w:p>
+    <w:p>
+      <w:pPr>
+        <w:pStyle w:val="BodyText"/>
+      </w:pPr>
+      <w:r>
+        <w:t xml:space="preserve">ALEKSEY: Ног нет, вы правы. Тогда я предлагаю так: прежде чем подписать хоть один договор, я сам поеду в каждый из пяти городов на три дня. Без продаж, без презентаций, просто чтобы посмотреть, как там живут люди и как работают клиники.</w:t>
+      </w:r>
+    </w:p>
+    <w:p>
+      <w:pPr>
+        <w:pStyle w:val="BodyText"/>
+      </w:pPr>
+      <w:r>
+        <w:t xml:space="preserve">IRINA: Это пять поездок, пятнадцать дней и ещё дорога, то есть целый месяц вне офиса.</w:t>
+      </w:r>
+    </w:p>
+    <w:p>
+      <w:pPr>
+        <w:pStyle w:val="BodyText"/>
+      </w:pPr>
+      <w:r>
+        <w:t xml:space="preserve">ALEKSEY: Месяц за год. Это всё равно дешевле, чем два города, где потеряно всё.</w:t>
+      </w:r>
+    </w:p>
+    <w:p>
+      <w:pPr>
+        <w:pStyle w:val="BodyText"/>
+      </w:pPr>
+      <w:r>
+        <w:t xml:space="preserve">BORIS: Вот теперь правильно. Не слишком правильно, а просто правильно, как и должно быть.</w:t>
+      </w:r>
+    </w:p>
+    <w:p>
+      <w:pPr>
+        <w:pStyle w:val="BodyText"/>
+      </w:pPr>
+      <w:r>
+        <w:t xml:space="preserve">OLGA: А кто будет здесь, пока вы ездите? Компания из двадцати человек останется без директора?</w:t>
+      </w:r>
+    </w:p>
+    <w:p>
+      <w:pPr>
+        <w:pStyle w:val="BodyText"/>
+      </w:pPr>
+      <w:r>
+        <w:t xml:space="preserve">ALEKSEY: Нет, с директором. Ирина отвечает за финансы, вы — за регистрацию и всё, что пахнет законом, а Дима — за продажи.</w:t>
+      </w:r>
+    </w:p>
+    <w:p>
+      <w:pPr>
+        <w:pStyle w:val="BodyText"/>
+      </w:pPr>
+      <w:r>
+        <w:t xml:space="preserve">DIMA: Я? Вы хотите, чтобы я отвечал за продажи целиком?</w:t>
+      </w:r>
+    </w:p>
+    <w:p>
+      <w:pPr>
+        <w:pStyle w:val="BodyText"/>
+      </w:pPr>
+      <w:r>
+        <w:t xml:space="preserve">ALEKSEY: Целиком, на месяц. Вы уже два года мой наставник по продажам, хотя сами думаете, что всё наоборот.</w:t>
+      </w:r>
+    </w:p>
+    <w:p>
+      <w:pPr>
+        <w:pStyle w:val="BodyText"/>
+      </w:pPr>
+      <w:r>
+        <w:t xml:space="preserve">KIRILL: А что буду делать я, пока вас нет?</w:t>
+      </w:r>
+    </w:p>
+    <w:p>
+      <w:pPr>
+        <w:pStyle w:val="BodyText"/>
+      </w:pPr>
+      <w:r>
+        <w:t xml:space="preserve">ALEKSEY: А ты поедешь со мной в Новосибирск и во Владивосток. Будешь носить чемодан и записывать, как там здороваются.</w:t>
+      </w:r>
+    </w:p>
+    <w:p>
+      <w:pPr>
+        <w:pStyle w:val="BodyText"/>
+      </w:pPr>
+      <w:r>
+        <w:t xml:space="preserve">KIRILL: Записывать я как раз умею, потому что меня этому научила Ирина Сергеевна.</w:t>
+      </w:r>
+    </w:p>
+    <w:p>
+      <w:pPr>
+        <w:pStyle w:val="BodyText"/>
+      </w:pPr>
+      <w:r>
+        <w:t xml:space="preserve">BORIS: Возьмите Кирилла, пусть увидит страну не из окна «Сапсана». Его мать мне потом спасибо скажет.</w:t>
+      </w:r>
+    </w:p>
+    <w:p>
+      <w:pPr>
+        <w:pStyle w:val="BodyText"/>
+      </w:pPr>
+      <w:r>
+        <w:t xml:space="preserve">ALEKSEY: Скажет, конечно, если он вернётся с записями, а не только с фотографиями.</w:t>
       </w:r>
     </w:p>
     <w:bookmarkEnd w:id="24"/>
@@ -1984,119 +1984,119 @@
         <w:pStyle w:val="FirstParagraph"/>
       </w:pPr>
       <w:r>
-        <w:t xml:space="preserve">IRINA: Итак. Стратегия на один лист. Читаю. Пять городов. Партнёр с журналом температуры. Тренер через Корнилову. Дежурный врач до первой продажи. Одна цена по стране. Восемь утра — святой час. Директор едет сам в каждый город.</w:t>
-      </w:r>
-    </w:p>
-    <w:p>
-      <w:pPr>
-        <w:pStyle w:val="BodyText"/>
-      </w:pPr>
-      <w:r>
-        <w:t xml:space="preserve">OLGA: И четыре отказа. Их тоже на лист. Внизу. Крупно.</w:t>
-      </w:r>
-    </w:p>
-    <w:p>
-      <w:pPr>
-        <w:pStyle w:val="BodyText"/>
-      </w:pPr>
-      <w:r>
-        <w:t xml:space="preserve">IRINA: Крупно. Нет филиалов. Нет «всем подряд». Нет разных цен. Нет Краснодара. Пока.</w:t>
-      </w:r>
-    </w:p>
-    <w:p>
-      <w:pPr>
-        <w:pStyle w:val="BodyText"/>
-      </w:pPr>
-      <w:r>
-        <w:t xml:space="preserve">KORNILOVA: И пятый отказ. Нет экзамена по видео.</w:t>
-      </w:r>
-    </w:p>
-    <w:p>
-      <w:pPr>
-        <w:pStyle w:val="BodyText"/>
-      </w:pPr>
-      <w:r>
-        <w:t xml:space="preserve">IRINA: Пятый. Записала.</w:t>
-      </w:r>
-    </w:p>
-    <w:p>
-      <w:pPr>
-        <w:pStyle w:val="BodyText"/>
-      </w:pPr>
-      <w:r>
-        <w:t xml:space="preserve">ALEKSEY: Первая поездка — Казань. В конце июля. Там у нас уже есть врачи. Красная булавка.</w:t>
-      </w:r>
-    </w:p>
-    <w:p>
-      <w:pPr>
-        <w:pStyle w:val="BodyText"/>
-      </w:pPr>
-      <w:r>
-        <w:t xml:space="preserve">DIMA: Казань. Там говорят: «Добро пожаловать». По-русски и по-татарски.</w:t>
-      </w:r>
-    </w:p>
-    <w:p>
-      <w:pPr>
-        <w:pStyle w:val="BodyText"/>
-      </w:pPr>
-      <w:r>
-        <w:t xml:space="preserve">ALEKSEY: Тогда я выучу по-татарски. Хотя бы это.</w:t>
-      </w:r>
-    </w:p>
-    <w:p>
-      <w:pPr>
-        <w:pStyle w:val="BodyText"/>
-      </w:pPr>
-      <w:r>
-        <w:t xml:space="preserve">DIMA: «Рәхим итегез». Я не уверен в ударении.</w:t>
-      </w:r>
-    </w:p>
-    <w:p>
-      <w:pPr>
-        <w:pStyle w:val="BodyText"/>
-      </w:pPr>
-      <w:r>
-        <w:t xml:space="preserve">KORNILOVA: Ударение выучите на месте. Как всё остальное.</w:t>
-      </w:r>
-    </w:p>
-    <w:p>
-      <w:pPr>
-        <w:pStyle w:val="BodyText"/>
-      </w:pPr>
-      <w:r>
-        <w:t xml:space="preserve">BORIS: Алексей, последнее. Не от совета. От меня.</w:t>
-      </w:r>
-    </w:p>
-    <w:p>
-      <w:pPr>
-        <w:pStyle w:val="BodyText"/>
-      </w:pPr>
-      <w:r>
-        <w:t xml:space="preserve">ALEKSEY: Слушаю.</w:t>
-      </w:r>
-    </w:p>
-    <w:p>
-      <w:pPr>
-        <w:pStyle w:val="BodyText"/>
-      </w:pPr>
-      <w:r>
-        <w:t xml:space="preserve">BORIS: Не спешите. Страна большая. Она подождёт. А вот люди в ней не любят, когда к ним спешат.</w:t>
-      </w:r>
-    </w:p>
-    <w:p>
-      <w:pPr>
-        <w:pStyle w:val="BodyText"/>
-      </w:pPr>
-      <w:r>
-        <w:t xml:space="preserve">ALEKSEY: Не спешить. Это я записываю сам. Своей рукой.</w:t>
-      </w:r>
-    </w:p>
-    <w:p>
-      <w:pPr>
-        <w:pStyle w:val="BodyText"/>
-      </w:pPr>
-      <w:r>
-        <w:t xml:space="preserve">IRINA: Первая булавка нового плана. Зелёная. Петербург. Июль, договор с Мариной. Если Ольга Петровна найдёт все запятые.</w:t>
+        <w:t xml:space="preserve">IRINA: Итак, стратегия на один лист, я читаю. Пять городов. Партнёр с журналом температуры. Тренер, которого проверяет Корнилова. Дежурный врач до первой продажи. Одна цена по всей стране. Восемь утра — святой час. И директор, который сам едет в каждый город.</w:t>
+      </w:r>
+    </w:p>
+    <w:p>
+      <w:pPr>
+        <w:pStyle w:val="BodyText"/>
+      </w:pPr>
+      <w:r>
+        <w:t xml:space="preserve">OLGA: И четыре отказа, их тоже нужно написать на этом листе, внизу и крупными буквами.</w:t>
+      </w:r>
+    </w:p>
+    <w:p>
+      <w:pPr>
+        <w:pStyle w:val="BodyText"/>
+      </w:pPr>
+      <w:r>
+        <w:t xml:space="preserve">IRINA: Крупно: нет филиалов, нет продаж «всем подряд», нет разных цен и нет Краснодара. Пока.</w:t>
+      </w:r>
+    </w:p>
+    <w:p>
+      <w:pPr>
+        <w:pStyle w:val="BodyText"/>
+      </w:pPr>
+      <w:r>
+        <w:t xml:space="preserve">KORNILOVA: И добавьте пятый отказ: никаких экзаменов по видео, ни при каких условиях.</w:t>
+      </w:r>
+    </w:p>
+    <w:p>
+      <w:pPr>
+        <w:pStyle w:val="BodyText"/>
+      </w:pPr>
+      <w:r>
+        <w:t xml:space="preserve">IRINA: Пятый отказ, хорошо. Я уже записала, Елена Викторовна.</w:t>
+      </w:r>
+    </w:p>
+    <w:p>
+      <w:pPr>
+        <w:pStyle w:val="BodyText"/>
+      </w:pPr>
+      <w:r>
+        <w:t xml:space="preserve">ALEKSEY: Первая поездка будет в Казань, в конце июля, потому что там у нас уже есть врачи и красная булавка.</w:t>
+      </w:r>
+    </w:p>
+    <w:p>
+      <w:pPr>
+        <w:pStyle w:val="BodyText"/>
+      </w:pPr>
+      <w:r>
+        <w:t xml:space="preserve">DIMA: В Казани говорят «Добро пожаловать» на двух языках — по-русски и по-татарски.</w:t>
+      </w:r>
+    </w:p>
+    <w:p>
+      <w:pPr>
+        <w:pStyle w:val="BodyText"/>
+      </w:pPr>
+      <w:r>
+        <w:t xml:space="preserve">ALEKSEY: Тогда я выучу это по-татарски, хотя бы одну эту фразу.</w:t>
+      </w:r>
+    </w:p>
+    <w:p>
+      <w:pPr>
+        <w:pStyle w:val="BodyText"/>
+      </w:pPr>
+      <w:r>
+        <w:t xml:space="preserve">DIMA: «Рәхим итегез». Правда, я не уверен, где там ставится ударение.</w:t>
+      </w:r>
+    </w:p>
+    <w:p>
+      <w:pPr>
+        <w:pStyle w:val="BodyText"/>
+      </w:pPr>
+      <w:r>
+        <w:t xml:space="preserve">KORNILOVA: Ударение выучите на месте, как и всё остальное, что там важно.</w:t>
+      </w:r>
+    </w:p>
+    <w:p>
+      <w:pPr>
+        <w:pStyle w:val="BodyText"/>
+      </w:pPr>
+      <w:r>
+        <w:t xml:space="preserve">BORIS: Алексей, последнее, и это уже не от совета, а лично от меня.</w:t>
+      </w:r>
+    </w:p>
+    <w:p>
+      <w:pPr>
+        <w:pStyle w:val="BodyText"/>
+      </w:pPr>
+      <w:r>
+        <w:t xml:space="preserve">ALEKSEY: Слушаю вас внимательно, Борис Игоревич.</w:t>
+      </w:r>
+    </w:p>
+    <w:p>
+      <w:pPr>
+        <w:pStyle w:val="BodyText"/>
+      </w:pPr>
+      <w:r>
+        <w:t xml:space="preserve">BORIS: Не спешите. Страна большая, она подождёт. А вот люди в ней не любят, когда к ним приезжают в спешке.</w:t>
+      </w:r>
+    </w:p>
+    <w:p>
+      <w:pPr>
+        <w:pStyle w:val="BodyText"/>
+      </w:pPr>
+      <w:r>
+        <w:t xml:space="preserve">ALEKSEY: Не спешить. Это я запишу сам, своей рукой, чтобы потом не забыть.</w:t>
+      </w:r>
+    </w:p>
+    <w:p>
+      <w:pPr>
+        <w:pStyle w:val="BodyText"/>
+      </w:pPr>
+      <w:r>
+        <w:t xml:space="preserve">IRINA: Первая булавка нового плана будет зелёной: Петербург, в июле договор с Мариной. Если, конечно, Ольга Петровна найдёт в нём все запятые.</w:t>
       </w:r>
     </w:p>
     <w:p>
@@ -3094,7 +3094,7 @@
         <w:t xml:space="preserve">“</w:t>
       </w:r>
       <w:r>
-        <w:t xml:space="preserve">Волков бы одобрил. Но стратегия — это не список городов. Стратегия — это то, от чего мы отказываемся. Краснодар, свои филиалы, продажа всем подряд, разные цены для разных городов. Четыре отказа. Это и есть план.</w:t>
+        <w:t xml:space="preserve">Волков бы одобрил. Но стратегия — это не список городов. Стратегия — это то, от чего мы отказываемся: Краснодар, свои филиалы, продажа всем подряд и разные цены для разных городов. Четыре отказа. Это и есть план, а всё остальное только его детали.</w:t>
       </w:r>
       <w:r>
         <w:t xml:space="preserve">”</w:t>
@@ -3238,31 +3238,31 @@
               <w:jc w:val="left"/>
             </w:pPr>
             <w:r>
-              <w:t xml:space="preserve">③ 긍정 정의</w:t>
-            </w:r>
-          </w:p>
-        </w:tc>
-        <w:tc>
-          <w:tcPr/>
-          <w:p>
-            <w:pPr>
-              <w:pStyle w:val="Compact"/>
-              <w:jc w:val="left"/>
-            </w:pPr>
-            <w:r>
-              <w:t xml:space="preserve">Стратегия — это то, от чего мы отказываемся.</w:t>
-            </w:r>
-          </w:p>
-        </w:tc>
-        <w:tc>
-          <w:tcPr/>
-          <w:p>
-            <w:pPr>
-              <w:pStyle w:val="Compact"/>
-              <w:jc w:val="left"/>
-            </w:pPr>
-            <w:r>
-              <w:t xml:space="preserve">то, от чего + 동사(отказываться от)</w:t>
+              <w:t xml:space="preserve">③ 긍정 정의 + 나열</w:t>
+            </w:r>
+          </w:p>
+        </w:tc>
+        <w:tc>
+          <w:tcPr/>
+          <w:p>
+            <w:pPr>
+              <w:pStyle w:val="Compact"/>
+              <w:jc w:val="left"/>
+            </w:pPr>
+            <w:r>
+              <w:t xml:space="preserve">Стратегия — это то, от чего мы отказываемся: Краснодар, свои филиалы…</w:t>
+            </w:r>
+          </w:p>
+        </w:tc>
+        <w:tc>
+          <w:tcPr/>
+          <w:p>
+            <w:pPr>
+              <w:pStyle w:val="Compact"/>
+              <w:jc w:val="left"/>
+            </w:pPr>
+            <w:r>
+              <w:t xml:space="preserve">то, от чего + 동사(отказываться от), 콜론 뒤 목록</w:t>
             </w:r>
           </w:p>
         </w:tc>
@@ -3276,31 +3276,31 @@
               <w:jc w:val="left"/>
             </w:pPr>
             <w:r>
-              <w:t xml:space="preserve">④ 나열</w:t>
-            </w:r>
-          </w:p>
-        </w:tc>
-        <w:tc>
-          <w:tcPr/>
-          <w:p>
-            <w:pPr>
-              <w:pStyle w:val="Compact"/>
-              <w:jc w:val="left"/>
-            </w:pPr>
-            <w:r>
-              <w:t xml:space="preserve">Краснодар, свои филиалы, продажа всем подряд, разные цены…</w:t>
-            </w:r>
-          </w:p>
-        </w:tc>
-        <w:tc>
-          <w:tcPr/>
-          <w:p>
-            <w:pPr>
-              <w:pStyle w:val="Compact"/>
-              <w:jc w:val="left"/>
-            </w:pPr>
-            <w:r>
-              <w:t xml:space="preserve">명사구 나열</w:t>
+              <w:t xml:space="preserve">④ 요약</w:t>
+            </w:r>
+          </w:p>
+        </w:tc>
+        <w:tc>
+          <w:tcPr/>
+          <w:p>
+            <w:pPr>
+              <w:pStyle w:val="Compact"/>
+              <w:jc w:val="left"/>
+            </w:pPr>
+            <w:r>
+              <w:t xml:space="preserve">Четыре отказа.</w:t>
+            </w:r>
+          </w:p>
+        </w:tc>
+        <w:tc>
+          <w:tcPr/>
+          <w:p>
+            <w:pPr>
+              <w:pStyle w:val="Compact"/>
+              <w:jc w:val="left"/>
+            </w:pPr>
+            <w:r>
+              <w:t xml:space="preserve">명사구로 짧게 정리</w:t>
             </w:r>
           </w:p>
         </w:tc>
@@ -3326,19 +3326,19 @@
               <w:jc w:val="left"/>
             </w:pPr>
             <w:r>
-              <w:t xml:space="preserve">Четыре отказа. Это и есть план.</w:t>
-            </w:r>
-          </w:p>
-        </w:tc>
-        <w:tc>
-          <w:tcPr/>
-          <w:p>
-            <w:pPr>
-              <w:pStyle w:val="Compact"/>
-              <w:jc w:val="left"/>
-            </w:pPr>
-            <w:r>
-              <w:t xml:space="preserve">и есть(바로 그것)</w:t>
+              <w:t xml:space="preserve">Это и есть план, а всё остальное только его детали.</w:t>
+            </w:r>
+          </w:p>
+        </w:tc>
+        <w:tc>
+          <w:tcPr/>
+          <w:p>
+            <w:pPr>
+              <w:pStyle w:val="Compact"/>
+              <w:jc w:val="left"/>
+            </w:pPr>
+            <w:r>
+              <w:t xml:space="preserve">и есть(바로 그것) + а(대조)</w:t>
             </w:r>
           </w:p>
         </w:tc>
@@ -3362,7 +3362,7 @@
         <w:t xml:space="preserve">“</w:t>
       </w:r>
       <w:r>
-        <w:t xml:space="preserve">… бы одобрил. Но X — это не… X — это то, от чего… A, B, C, D. Это и есть…</w:t>
+        <w:t xml:space="preserve">… бы одобрил. Но X — это не… X — это то, от чего…: A, B, C и D. Это и есть…, а всё остальное…</w:t>
       </w:r>
       <w:r>
         <w:t xml:space="preserve">”</w:t>
@@ -3381,7 +3381,7 @@
         <w:t xml:space="preserve"> </w:t>
       </w:r>
       <w:r>
-        <w:t xml:space="preserve">но · то, от чего · и есть</w:t>
+        <w:t xml:space="preserve">но · то, от чего · и есть · а всё остальное(나머지는 모두)</w:t>
       </w:r>
       <w:r>
         <w:t xml:space="preserve"> </w:t>
@@ -3412,7 +3412,7 @@
         <w:t xml:space="preserve">”</w:t>
       </w:r>
       <w:r>
-        <w:t xml:space="preserve">의 목록으로 30~40단어로 설명하기.</w:t>
+        <w:t xml:space="preserve">의 목록으로 35~60단어로 설명하기.</w:t>
       </w:r>
     </w:p>
     <w:bookmarkEnd w:id="30"/>
@@ -3881,119 +3881,119 @@
         <w:pStyle w:val="FirstParagraph"/>
       </w:pPr>
       <w:r>
-        <w:t xml:space="preserve">이리나: 지도를 걸었어요. 2미터. 러시아 전체. 시간대 11개. 핀은 — 테이블 위에.</w:t>
-      </w:r>
-    </w:p>
-    <w:p>
-      <w:pPr>
-        <w:pStyle w:val="BodyText"/>
-      </w:pPr>
-      <w:r>
-        <w:t xml:space="preserve">알렉세이: 빨간 핀은 뭐예요?</w:t>
-      </w:r>
-    </w:p>
-    <w:p>
-      <w:pPr>
-        <w:pStyle w:val="BodyText"/>
-      </w:pPr>
-      <w:r>
-        <w:t xml:space="preserve">이리나: 빨강 — 이미 우리 의사가 있는 곳. 파랑 — 전화해서 상품을 달라고 한 곳. 노랑 — 우리에게 아무것도 없는 곳.</w:t>
-      </w:r>
-    </w:p>
-    <w:p>
-      <w:pPr>
-        <w:pStyle w:val="BodyText"/>
-      </w:pPr>
-      <w:r>
-        <w:t xml:space="preserve">디마: 빨강은 — 열둘. 전부 모스크바 주변. 툴라, 트베리, 칼루가, 야로슬라블. 그 너머엔 — 카잔과 사마라.</w:t>
-      </w:r>
-    </w:p>
-    <w:p>
-      <w:pPr>
-        <w:pStyle w:val="BodyText"/>
-      </w:pPr>
-      <w:r>
-        <w:t xml:space="preserve">키릴: 파랑은 — 마흔셋. 페테르부르크, 예카테린부르크, 노보시비르스크, 크라스노다르, 블라디보스토크까지.</w:t>
-      </w:r>
-    </w:p>
-    <w:p>
-      <w:pPr>
-        <w:pStyle w:val="BodyText"/>
-      </w:pPr>
-      <w:r>
-        <w:t xml:space="preserve">올가: 그리고 노랑은 — 지도의 나머지 전부. 그러니까 거의 나라 전체네요.</w:t>
-      </w:r>
-    </w:p>
-    <w:p>
-      <w:pPr>
-        <w:pStyle w:val="BodyText"/>
-      </w:pPr>
-      <w:r>
-        <w:t xml:space="preserve">알렉세이: 거의 나라 전체. 그리고 우린 파벨레츠카야의 스무 명.</w:t>
-      </w:r>
-    </w:p>
-    <w:p>
-      <w:pPr>
-        <w:pStyle w:val="BodyText"/>
-      </w:pPr>
-      <w:r>
-        <w:t xml:space="preserve">코르닐로바: 스무 명과 나 하나. 블라디보스토크로 의사 가르치러는 안 가요. 미리 말해 둘게요.</w:t>
-      </w:r>
-    </w:p>
-    <w:p>
-      <w:pPr>
-        <w:pStyle w:val="BodyText"/>
-      </w:pPr>
-      <w:r>
-        <w:t xml:space="preserve">이리나: 아무도 부탁 안 해요. 먼저 전략. 누가 어디 갈지는 — 그다음.</w:t>
-      </w:r>
-    </w:p>
-    <w:p>
-      <w:pPr>
-        <w:pStyle w:val="BodyText"/>
-      </w:pPr>
-      <w:r>
-        <w:t xml:space="preserve">올가: 전략. 그 단어를 독일 회사에서 월요일마다 들었어요. 보통 그 뒤엔 사람들을 잘랐죠.</w:t>
-      </w:r>
-    </w:p>
-    <w:p>
-      <w:pPr>
-        <w:pStyle w:val="BodyText"/>
-      </w:pPr>
-      <w:r>
-        <w:t xml:space="preserve">알렉세이: 우린 아무도 안 잘라요. 우린 — 골라요. 무엇을 하고 무엇을 안 할지.</w:t>
-      </w:r>
-    </w:p>
-    <w:p>
-      <w:pPr>
-        <w:pStyle w:val="BodyText"/>
-      </w:pPr>
-      <w:r>
-        <w:t xml:space="preserve">이리나: 9시 정각. 보리스 이고레비치 연결됐어요. 이사회가 참관을 요청했어요. 옵서버로.</w:t>
-      </w:r>
-    </w:p>
-    <w:p>
-      <w:pPr>
-        <w:pStyle w:val="BodyText"/>
-      </w:pPr>
-      <w:r>
-        <w:t xml:space="preserve">보리스: 좋은 아침. 난 참관해요. 신경 쓰지 마요. 가구처럼.</w:t>
-      </w:r>
-    </w:p>
-    <w:p>
-      <w:pPr>
-        <w:pStyle w:val="BodyText"/>
-      </w:pPr>
-      <w:r>
-        <w:t xml:space="preserve">올가: 보리스 이고레비치, 가구는 질문을 안 해요. 당신은 — 할 거잖아요.</w:t>
-      </w:r>
-    </w:p>
-    <w:p>
-      <w:pPr>
-        <w:pStyle w:val="BodyText"/>
-      </w:pPr>
-      <w:r>
-        <w:t xml:space="preserve">보리스: 하겠죠. 하지만 마지막에만. 약속해요. 시작해요.</w:t>
+        <w:t xml:space="preserve">이리나: 길이 2미터짜리 지도를 걸었어요. 러시아 전체와 시간대 11개가 다 나와 있어요. 핀은 테이블 위에 있어요.</w:t>
+      </w:r>
+    </w:p>
+    <w:p>
+      <w:pPr>
+        <w:pStyle w:val="BodyText"/>
+      </w:pPr>
+      <w:r>
+        <w:t xml:space="preserve">알렉세이: 멋진 지도네요, 이리나 세르게예브나. 그런데 빨간 핀은 무슨 뜻이에요?</w:t>
+      </w:r>
+    </w:p>
+    <w:p>
+      <w:pPr>
+        <w:pStyle w:val="BodyText"/>
+      </w:pPr>
+      <w:r>
+        <w:t xml:space="preserve">이리나: 빨강은 이미 우리 의사가 있는 곳이에요. 파랑은 전화해서 상품을 달라고 한 곳이고요. 노랑은 아직 아무것도 없는 곳이에요.</w:t>
+      </w:r>
+    </w:p>
+    <w:p>
+      <w:pPr>
+        <w:pStyle w:val="BodyText"/>
+      </w:pPr>
+      <w:r>
+        <w:t xml:space="preserve">디마: 빨간 핀은 열둘이고, 전부 모스크바 주변이에요. 툴라, 트베리, 칼루가, 야로슬라블. 그 너머엔 카잔과 사마라뿐이에요.</w:t>
+      </w:r>
+    </w:p>
+    <w:p>
+      <w:pPr>
+        <w:pStyle w:val="BodyText"/>
+      </w:pPr>
+      <w:r>
+        <w:t xml:space="preserve">키릴: 파란 핀은 벌써 마흔셋이에요. 페테르부르크, 예카테린부르크, 노보시비르스크, 크라스노다르, 심지어 블라디보스토크까지요, 믿어지세요?</w:t>
+      </w:r>
+    </w:p>
+    <w:p>
+      <w:pPr>
+        <w:pStyle w:val="BodyText"/>
+      </w:pPr>
+      <w:r>
+        <w:t xml:space="preserve">올가: 그리고 노랑은 지도의 나머지 전부죠. 솔직히 말하면 거의 나라 전체네요.</w:t>
+      </w:r>
+    </w:p>
+    <w:p>
+      <w:pPr>
+        <w:pStyle w:val="BodyText"/>
+      </w:pPr>
+      <w:r>
+        <w:t xml:space="preserve">알렉세이: 거의 나라 전체인데, 우리는 파벨레츠카야 사무실의 스무 명뿐이에요.</w:t>
+      </w:r>
+    </w:p>
+    <w:p>
+      <w:pPr>
+        <w:pStyle w:val="BodyText"/>
+      </w:pPr>
+      <w:r>
+        <w:t xml:space="preserve">코르닐로바: 스무 명과 나 하나죠. 미리 말해 두는데, 블라디보스토크로 의사 가르치러는 안 가요.</w:t>
+      </w:r>
+    </w:p>
+    <w:p>
+      <w:pPr>
+        <w:pStyle w:val="BodyText"/>
+      </w:pPr>
+      <w:r>
+        <w:t xml:space="preserve">이리나: 아무도 그런 부탁 안 해요. 먼저 전략이 필요하고, 누가 어디 갈지는 그다음에 정해요.</w:t>
+      </w:r>
+    </w:p>
+    <w:p>
+      <w:pPr>
+        <w:pStyle w:val="BodyText"/>
+      </w:pPr>
+      <w:r>
+        <w:t xml:space="preserve">올가: 전략이라… 그 단어를 독일 회사에서 월요일마다 들었는데, 보통 그 뒤엔 누군가가 잘렸죠.</w:t>
+      </w:r>
+    </w:p>
+    <w:p>
+      <w:pPr>
+        <w:pStyle w:val="BodyText"/>
+      </w:pPr>
+      <w:r>
+        <w:t xml:space="preserve">알렉세이: 우린 아무도 안 잘라요. 우린 그냥 무엇을 하고 무엇을 하지 않을지 고르는 거예요.</w:t>
+      </w:r>
+    </w:p>
+    <w:p>
+      <w:pPr>
+        <w:pStyle w:val="BodyText"/>
+      </w:pPr>
+      <w:r>
+        <w:t xml:space="preserve">이리나: 벌써 9시 정각이고, 보리스 이고레비치가 연결됐어요. 이사회가 옵서버로 참석해 달라고 요청했대요.</w:t>
+      </w:r>
+    </w:p>
+    <w:p>
+      <w:pPr>
+        <w:pStyle w:val="BodyText"/>
+      </w:pPr>
+      <w:r>
+        <w:t xml:space="preserve">보리스: 좋은 아침이에요. 난 참관만 할 테니 신경 쓰지 마요. 가구라고 생각해요.</w:t>
+      </w:r>
+    </w:p>
+    <w:p>
+      <w:pPr>
+        <w:pStyle w:val="BodyText"/>
+      </w:pPr>
+      <w:r>
+        <w:t xml:space="preserve">올가: 보리스 이고레비치, 가구는 질문을 안 해요. 그런데 당신은 분명히 할 거잖아요, 내가 알아요.</w:t>
+      </w:r>
+    </w:p>
+    <w:p>
+      <w:pPr>
+        <w:pStyle w:val="BodyText"/>
+      </w:pPr>
+      <w:r>
+        <w:t xml:space="preserve">보리스: 하겠죠. 하지만 마지막에만 할게요, 약속해요. 그때까진 시작해요, 듣고 있을게요.</w:t>
       </w:r>
     </w:p>
     <w:bookmarkEnd w:id="33"/>
@@ -4011,279 +4011,279 @@
         <w:pStyle w:val="FirstParagraph"/>
       </w:pPr>
       <w:r>
-        <w:t xml:space="preserve">알렉세이: 세 가지 길. 첫째 — 자체 지사. 큰 도시마다 사무실, 창고, 매니저. 볼코프처럼 — 창고 40곳. 통제는 완전하지만, 돈은 우리에게 없는 만큼 필요하고, 사람은 5년이 걸려도 우리가 다 못 가르칠 만큼 필요해요.</w:t>
-      </w:r>
-    </w:p>
-    <w:p>
-      <w:pPr>
-        <w:pStyle w:val="BodyText"/>
-      </w:pPr>
-      <w:r>
-        <w:t xml:space="preserve">이리나: 숫자. 지사 하나 — 첫해 약 800만. 임대료, 냉장고, 사람, 차, 창고 면허. 다섯 도시 — 4천만. 그건 보리스 이고레비치 돈 전부고, 그래도 둘째 해엔 모자라요.</w:t>
-      </w:r>
-    </w:p>
-    <w:p>
-      <w:pPr>
-        <w:pStyle w:val="BodyText"/>
-      </w:pPr>
-      <w:r>
-        <w:t xml:space="preserve">보리스: 내 돈은 이제 내 게 아니야. 자네들 거지. 하지만 한 번도 안 가 본 도시들의 창고에 4천만이라면 — 난 승인 안 하겠어. 가구로서 하는 말이야. 가구도 기억하는 게 있지.</w:t>
-      </w:r>
-    </w:p>
-    <w:p>
-      <w:pPr>
-        <w:pStyle w:val="BodyText"/>
-      </w:pPr>
-      <w:r>
-        <w:t xml:space="preserve">올가: 기억하는 가구. 위험한 가구네요.</w:t>
-      </w:r>
-    </w:p>
-    <w:p>
-      <w:pPr>
-        <w:pStyle w:val="BodyText"/>
-      </w:pPr>
-      <w:r>
-        <w:t xml:space="preserve">알렉세이: 둘째 길 — 아무 유통사에게나 팔기. 돈 내는 사람이 실어 가요. 빠르고 싸요. 하지만 1년 뒤엔 우리 젤이 어디 있는지, 누가 놓는지, 겨울 트럭에서 어떻게 됐는지 몰라요.</w:t>
-      </w:r>
-    </w:p>
-    <w:p>
-      <w:pPr>
-        <w:pStyle w:val="BodyText"/>
-      </w:pPr>
-      <w:r>
-        <w:t xml:space="preserve">올가: 그건 토마시의 길이에요. 어디로 가는지 봤죠. 알마티와 류베르치로.</w:t>
-      </w:r>
-    </w:p>
-    <w:p>
-      <w:pPr>
-        <w:pStyle w:val="BodyText"/>
-      </w:pPr>
-      <w:r>
-        <w:t xml:space="preserve">이리나: 그리고 크리스티나의 길. 계산대 반대편에서 본.</w:t>
-      </w:r>
-    </w:p>
-    <w:p>
-      <w:pPr>
-        <w:pStyle w:val="BodyText"/>
-      </w:pPr>
-      <w:r>
-        <w:t xml:space="preserve">알렉세이: 셋째 길 — 파트너. 지역마다 강한 유통사 하나. 온도 일지가 있고, 회색을 거부하고, 교육용 현지 클리닉이 있는. 우리는 상품, 코드, 상담선, 시험을 줘요. 그들은 지역과 사람을 주고요.</w:t>
-      </w:r>
-    </w:p>
-    <w:p>
-      <w:pPr>
-        <w:pStyle w:val="BodyText"/>
-      </w:pPr>
-      <w:r>
-        <w:t xml:space="preserve">디마: 페테르부르크의 마리나처럼.</w:t>
-      </w:r>
-    </w:p>
-    <w:p>
-      <w:pPr>
-        <w:pStyle w:val="BodyText"/>
-      </w:pPr>
-      <w:r>
-        <w:t xml:space="preserve">알렉세이: 마리나처럼. 그분이 — 첫 번째예요. 그분과 되면 — 다른 곳과도 돼요.</w:t>
-      </w:r>
-    </w:p>
-    <w:p>
-      <w:pPr>
-        <w:pStyle w:val="BodyText"/>
-      </w:pPr>
-      <w:r>
-        <w:t xml:space="preserve">코르닐로바: 시험은요? 노보시비르스크에선 누가 시험을 봐요?</w:t>
-      </w:r>
-    </w:p>
-    <w:p>
-      <w:pPr>
-        <w:pStyle w:val="BodyText"/>
-      </w:pPr>
-      <w:r>
-        <w:t xml:space="preserve">알렉세이: 현지 강사요. 그 사람을 먼저 선생님이 확인하세요. 여기, 모스크바에서. 직접.</w:t>
-      </w:r>
-    </w:p>
-    <w:p>
-      <w:pPr>
-        <w:pStyle w:val="BodyText"/>
-      </w:pPr>
-      <w:r>
-        <w:t xml:space="preserve">코르닐로바: 직접. 좋아요. 하지만 내 사람들을 보듯이 볼 거예요. 거리 할인 없이.</w:t>
-      </w:r>
-    </w:p>
-    <w:p>
-      <w:pPr>
-        <w:pStyle w:val="BodyText"/>
-      </w:pPr>
-      <w:r>
-        <w:t xml:space="preserve">올가: 그게 핵심 조건이에요. 아니면 1년 뒤 노보시비르스크에 「영상 2시간짜리 수료증」이 생길 거예요.</w:t>
-      </w:r>
-    </w:p>
-    <w:p>
-      <w:pPr>
-        <w:pStyle w:val="BodyText"/>
-      </w:pPr>
-      <w:r>
-        <w:t xml:space="preserve">키릴: 가격은요? 지방 클리닉은 더 가난해요. 사마라에 9,800은 비싸요.</w:t>
-      </w:r>
-    </w:p>
-    <w:p>
-      <w:pPr>
-        <w:pStyle w:val="BodyText"/>
-      </w:pPr>
-      <w:r>
-        <w:t xml:space="preserve">이리나: 의사 가격은 — 전국 하나예요. 아니면 사마라가 모스크바로 되팔 거예요.</w:t>
-      </w:r>
-    </w:p>
-    <w:p>
-      <w:pPr>
-        <w:pStyle w:val="BodyText"/>
-      </w:pPr>
-      <w:r>
-        <w:t xml:space="preserve">디마: 하지만 유통사에겐 마진이 필요해요. 아니면 우리랑 일할 이유가 없죠.</w:t>
-      </w:r>
-    </w:p>
-    <w:p>
-      <w:pPr>
-        <w:pStyle w:val="BodyText"/>
-      </w:pPr>
-      <w:r>
-        <w:t xml:space="preserve">이리나: 그래서 유통사에겐 — 정가에서 할인. 15퍼센트. 거기서 창고, 배송, 사람, 냉장고 비용을 내요. 페테르부르크 기준으로 계산해 봤어요: 먹고살 수 있어요. 훔치지 않고 게으르지 않으면 잘 먹고살 수 있어요.</w:t>
-      </w:r>
-    </w:p>
-    <w:p>
-      <w:pPr>
-        <w:pStyle w:val="BodyText"/>
-      </w:pPr>
-      <w:r>
-        <w:t xml:space="preserve">올가: 「훔치지 않으면」. 계약서에 넣어요. 다른 말로, 하지만 넣어요.</w:t>
-      </w:r>
-    </w:p>
-    <w:p>
-      <w:pPr>
-        <w:pStyle w:val="BodyText"/>
-      </w:pPr>
-      <w:r>
-        <w:t xml:space="preserve">조야: 상담선 얘기 해도 돼요? 지금 상담선은 — 나와 간호사 넷. 모스크바에. 블라디보스토크가 밤이면 우린 저녁이라 — 자리에 있어요. 하지만 우리가 밤이면, 그쪽은 벌써 아침이에요. 전화 다섯 통이 한꺼번에.</w:t>
-      </w:r>
-    </w:p>
-    <w:p>
-      <w:pPr>
-        <w:pStyle w:val="BodyText"/>
-      </w:pPr>
-      <w:r>
-        <w:t xml:space="preserve">알렉세이: 그럼 상담선에 두 번째 센터가 필요하네요. 모스크바 말고.</w:t>
-      </w:r>
-    </w:p>
-    <w:p>
-      <w:pPr>
-        <w:pStyle w:val="BodyText"/>
-      </w:pPr>
-      <w:r>
-        <w:t xml:space="preserve">이리나: 어디요? 노보시비르스크 — 나라의 한가운데. 모스크바보다 4시간 빨라요.</w:t>
-      </w:r>
-    </w:p>
-    <w:p>
-      <w:pPr>
-        <w:pStyle w:val="BodyText"/>
-      </w:pPr>
-      <w:r>
-        <w:t xml:space="preserve">조야: 두 번째 센터와 현지 의사들. 간호사가 전화로 이르쿠츠크에서 효소를 놓을 순 없어요.</w:t>
-      </w:r>
-    </w:p>
-    <w:p>
-      <w:pPr>
-        <w:pStyle w:val="BodyText"/>
-      </w:pPr>
-      <w:r>
-        <w:t xml:space="preserve">코르닐로바: 지역마다 당직 의사. 마리나가 페테르부르크에서 약속했듯이. 그게 없으면 — 시작 안 해요.</w:t>
-      </w:r>
-    </w:p>
-    <w:p>
-      <w:pPr>
-        <w:pStyle w:val="BodyText"/>
-      </w:pPr>
-      <w:r>
-        <w:t xml:space="preserve">이리나: 적을게요. 조건 3: 첫 판매 전 현지 당직 의사.</w:t>
-      </w:r>
-    </w:p>
-    <w:p>
-      <w:pPr>
-        <w:pStyle w:val="BodyText"/>
-      </w:pPr>
-      <w:r>
-        <w:t xml:space="preserve">코르닐로바: 그리고 의사는 전화로가 아니라. 살아 있는, 환자에게서 20분 거리의.</w:t>
-      </w:r>
-    </w:p>
-    <w:p>
-      <w:pPr>
-        <w:pStyle w:val="BodyText"/>
-      </w:pPr>
-      <w:r>
-        <w:t xml:space="preserve">알렉세이: 그럼 파트너 조건이 벌써 셋이네요. 일지, 강사, 의사. 이게 없으면 — 독점은 없어요.</w:t>
-      </w:r>
-    </w:p>
-    <w:p>
-      <w:pPr>
-        <w:pStyle w:val="BodyText"/>
-      </w:pPr>
-      <w:r>
-        <w:t xml:space="preserve">키릴: 도시는 몇 개요? 파란 핀이 마흔셋인데.</w:t>
-      </w:r>
-    </w:p>
-    <w:p>
-      <w:pPr>
-        <w:pStyle w:val="BodyText"/>
-      </w:pPr>
-      <w:r>
-        <w:t xml:space="preserve">디마: 마흔셋이면 3년 일이에요. 최소.</w:t>
-      </w:r>
-    </w:p>
-    <w:p>
-      <w:pPr>
-        <w:pStyle w:val="BodyText"/>
-      </w:pPr>
-      <w:r>
-        <w:t xml:space="preserve">알렉세이: 다섯. 첫해엔 — 다섯. 페테르부르크, 카잔, 예카테린부르크, 노보시비르스크, 블라디보스토크.</w:t>
-      </w:r>
-    </w:p>
-    <w:p>
-      <w:pPr>
-        <w:pStyle w:val="BodyText"/>
-      </w:pPr>
-      <w:r>
-        <w:t xml:space="preserve">디마: 왜 크라스노다르는 아니에요? 거긴 노보시비르스크보다 클리닉이 많은데요.</w:t>
-      </w:r>
-    </w:p>
-    <w:p>
-      <w:pPr>
-        <w:pStyle w:val="BodyText"/>
-      </w:pPr>
-      <w:r>
-        <w:t xml:space="preserve">알렉세이: 크라스노다르엔 일지 있는 파트너가 없으니까요. 물어봤어요. 유통사 셋 — 세 번 다 「일지는 왜요?」.</w:t>
-      </w:r>
-    </w:p>
-    <w:p>
-      <w:pPr>
-        <w:pStyle w:val="BodyText"/>
-      </w:pPr>
-      <w:r>
-        <w:t xml:space="preserve">올가: 그럼 크라스노다르는 — 노란 핀. 아직은.</w:t>
-      </w:r>
-    </w:p>
-    <w:p>
-      <w:pPr>
-        <w:pStyle w:val="BodyText"/>
-      </w:pPr>
-      <w:r>
-        <w:t xml:space="preserve">디마: 「아직은」 — 볼코프가 좋아하겠네요.</w:t>
-      </w:r>
-    </w:p>
-    <w:p>
-      <w:pPr>
-        <w:pStyle w:val="BodyText"/>
-      </w:pPr>
-      <w:r>
-        <w:t xml:space="preserve">알렉세이: 볼코프가 좋아하겠죠. 하지만 전략은 도시 목록이 아니에요. 전략은 우리가 거절하는 것들이에요. 크라스노다르, 자체 지사, 아무에게나 팔기, 도시마다 다른 가격. 거절 네 개. 그게 계획이에요.</w:t>
+        <w:t xml:space="preserve">알렉세이: 길은 세 가지예요. 첫째는 자체 지사, 즉 큰 도시마다 사무실, 창고, 매니저를 두는 거예요. 창고가 40곳인 볼코프처럼요. 통제는 완전하지만, 돈은 우리에게 없는 만큼 필요하고, 사람은 5년이 걸려도 다 못 가르칠 만큼 필요해요.</w:t>
+      </w:r>
+    </w:p>
+    <w:p>
+      <w:pPr>
+        <w:pStyle w:val="BodyText"/>
+      </w:pPr>
+      <w:r>
+        <w:t xml:space="preserve">이리나: 숫자를 말씀드릴게요. 지사 하나가 첫해에 약 800만이 들어요. 임대료, 냉장고, 사람, 차, 창고 면허 때문이죠. 다섯 도시면 4천만, 즉 보리스 이고레비치의 돈 전부고, 그래도 둘째 해엔 모자라요.</w:t>
+      </w:r>
+    </w:p>
+    <w:p>
+      <w:pPr>
+        <w:pStyle w:val="BodyText"/>
+      </w:pPr>
+      <w:r>
+        <w:t xml:space="preserve">보리스: 내 돈은 이제 내 게 아니야, 자네들 거지. 하지만 한 번도 안 가 본 도시들의 창고에 4천만이라면 난 승인 안 하겠어. 가구로서 하는 말이야. 가구도 자기 과거에서 기억하는 게 좀 있거든.</w:t>
+      </w:r>
+    </w:p>
+    <w:p>
+      <w:pPr>
+        <w:pStyle w:val="BodyText"/>
+      </w:pPr>
+      <w:r>
+        <w:t xml:space="preserve">올가: 기억하는 가구라니, 제가 보기엔 회의실에서 제일 위험한 가구네요.</w:t>
+      </w:r>
+    </w:p>
+    <w:p>
+      <w:pPr>
+        <w:pStyle w:val="BodyText"/>
+      </w:pPr>
+      <w:r>
+        <w:t xml:space="preserve">알렉세이: 둘째 길은 아무 유통사에게나 다 파는 거예요. 돈 내는 사람이 실어 가는 거죠. 빠르고 싸요. 하지만 1년 뒤엔 우리 젤이 어디 있는지, 누가 놓는지, 겨울에 추운 트럭에서 어떻게 됐는지 모르게 돼요.</w:t>
+      </w:r>
+    </w:p>
+    <w:p>
+      <w:pPr>
+        <w:pStyle w:val="BodyText"/>
+      </w:pPr>
+      <w:r>
+        <w:t xml:space="preserve">올가: 그건 토마시의 길이에요. 어디로 가는지 이미 봤죠. 곧장 알마티와 류베르치로요.</w:t>
+      </w:r>
+    </w:p>
+    <w:p>
+      <w:pPr>
+        <w:pStyle w:val="BodyText"/>
+      </w:pPr>
+      <w:r>
+        <w:t xml:space="preserve">이리나: 그리고 크리스티나의 길이기도 해요. 계산대 반대편에서 보면요.</w:t>
+      </w:r>
+    </w:p>
+    <w:p>
+      <w:pPr>
+        <w:pStyle w:val="BodyText"/>
+      </w:pPr>
+      <w:r>
+        <w:t xml:space="preserve">알렉세이: 셋째 길은 파트너예요. 지역마다 강한 유통사 하나, 온도 일지가 있고 회색 상품을 거부하고 교육용 현지 클리닉과 일하는 곳이요. 우리는 상품, 코드, 상담선, 시험을 주고, 그들은 지역과 사람을 줘요.</w:t>
+      </w:r>
+    </w:p>
+    <w:p>
+      <w:pPr>
+        <w:pStyle w:val="BodyText"/>
+      </w:pPr>
+      <w:r>
+        <w:t xml:space="preserve">디마: 그러니까 페테르부르크의 마리나와 이미 합의한 것처럼요, 맞죠?</w:t>
+      </w:r>
+    </w:p>
+    <w:p>
+      <w:pPr>
+        <w:pStyle w:val="BodyText"/>
+      </w:pPr>
+      <w:r>
+        <w:t xml:space="preserve">알렉세이: 네, 마리나처럼요. 그분이 첫 번째고, 그분과 잘되면 다른 곳과도 잘될 거예요.</w:t>
+      </w:r>
+    </w:p>
+    <w:p>
+      <w:pPr>
+        <w:pStyle w:val="BodyText"/>
+      </w:pPr>
+      <w:r>
+        <w:t xml:space="preserve">코르닐로바: 시험은요? 노보시비르스크 같은 데서는 누가 의사들 시험을 봐요?</w:t>
+      </w:r>
+    </w:p>
+    <w:p>
+      <w:pPr>
+        <w:pStyle w:val="BodyText"/>
+      </w:pPr>
+      <w:r>
+        <w:t xml:space="preserve">알렉세이: 현지 강사요. 그 사람을 먼저 선생님이 직접, 여기 모스크바에서 확인하시는 거예요.</w:t>
+      </w:r>
+    </w:p>
+    <w:p>
+      <w:pPr>
+        <w:pStyle w:val="BodyText"/>
+      </w:pPr>
+      <w:r>
+        <w:t xml:space="preserve">코르닐로바: 직접이라면 좋아요. 하지만 내 사람들을 보듯이 똑같이 볼 거예요. 거리 할인 없이.</w:t>
+      </w:r>
+    </w:p>
+    <w:p>
+      <w:pPr>
+        <w:pStyle w:val="BodyText"/>
+      </w:pPr>
+      <w:r>
+        <w:t xml:space="preserve">올가: 그게 핵심 조건이에요. 아니면 1년 뒤 노보시비르스크에 「영상 2시간짜리 수료증」이 생길 테니까요.</w:t>
+      </w:r>
+    </w:p>
+    <w:p>
+      <w:pPr>
+        <w:pStyle w:val="BodyText"/>
+      </w:pPr>
+      <w:r>
+        <w:t xml:space="preserve">키릴: 가격은 어떻게 해요? 지방 클리닉은 더 가난해서, 사마라에 9,800은 너무 비싸요.</w:t>
+      </w:r>
+    </w:p>
+    <w:p>
+      <w:pPr>
+        <w:pStyle w:val="BodyText"/>
+      </w:pPr>
+      <w:r>
+        <w:t xml:space="preserve">이리나: 의사 가격은 전국 하나예요. 아니면 사마라가 우리 젤을 모스크바로 되팔기 시작할 거예요.</w:t>
+      </w:r>
+    </w:p>
+    <w:p>
+      <w:pPr>
+        <w:pStyle w:val="BodyText"/>
+      </w:pPr>
+      <w:r>
+        <w:t xml:space="preserve">디마: 하지만 유통사에겐 자기 마진이 필요해요. 아니면 우리랑 일할 이유가 전혀 없죠.</w:t>
+      </w:r>
+    </w:p>
+    <w:p>
+      <w:pPr>
+        <w:pStyle w:val="BodyText"/>
+      </w:pPr>
+      <w:r>
+        <w:t xml:space="preserve">이리나: 그래서 유통사는 정가에서 15퍼센트 할인을 받고, 거기서 창고, 배송, 사람, 냉장고 비용을 내요. 페테르부르크 기준으로 계산해 봤는데, 먹고살 수 있어요. 훔치지 않고 게으르지 않으면 잘 먹고살 수도 있어요.</w:t>
+      </w:r>
+    </w:p>
+    <w:p>
+      <w:pPr>
+        <w:pStyle w:val="BodyText"/>
+      </w:pPr>
+      <w:r>
+        <w:t xml:space="preserve">올가: 「훔치지 않으면」. 그걸 계약서에 넣어요. 물론 다른 말로, 하지만 꼭 넣어요.</w:t>
+      </w:r>
+    </w:p>
+    <w:p>
+      <w:pPr>
+        <w:pStyle w:val="BodyText"/>
+      </w:pPr>
+      <w:r>
+        <w:t xml:space="preserve">조야: 상담선 얘기 좀 해도 될까요? 지금 상담선은 모스크바에 있는 저와 간호사 넷이에요. 블라디보스토크가 밤이면 우린 저녁이라 자리에 있어요. 하지만 우리가 밤이면 그쪽은 벌써 아침이라, 전화 다섯 통이 한꺼번에 오는데 받을 사람이 없어요.</w:t>
+      </w:r>
+    </w:p>
+    <w:p>
+      <w:pPr>
+        <w:pStyle w:val="BodyText"/>
+      </w:pPr>
+      <w:r>
+        <w:t xml:space="preserve">알렉세이: 그럼 상담선에 두 번째 센터가 필요하고, 그건 모스크바가 아닌 곳에 있어야겠네요.</w:t>
+      </w:r>
+    </w:p>
+    <w:p>
+      <w:pPr>
+        <w:pStyle w:val="BodyText"/>
+      </w:pPr>
+      <w:r>
+        <w:t xml:space="preserve">이리나: 정확히 어디요? 노보시비르스크가 나라의 한가운데예요. 모스크바보다 4시간 빠르고요.</w:t>
+      </w:r>
+    </w:p>
+    <w:p>
+      <w:pPr>
+        <w:pStyle w:val="BodyText"/>
+      </w:pPr>
+      <w:r>
+        <w:t xml:space="preserve">조야: 두 번째 센터와 현지 의사들이 필요해요. 간호사가 전화로 이르쿠츠크에서 효소를 놓을 순 없으니까요.</w:t>
+      </w:r>
+    </w:p>
+    <w:p>
+      <w:pPr>
+        <w:pStyle w:val="BodyText"/>
+      </w:pPr>
+      <w:r>
+        <w:t xml:space="preserve">코르닐로바: 지역마다 자기 당직 의사가 있어야 해요. 마리나가 페테르부르크에서 약속했듯이요. 그게 없으면 시작 안 해요.</w:t>
+      </w:r>
+    </w:p>
+    <w:p>
+      <w:pPr>
+        <w:pStyle w:val="BodyText"/>
+      </w:pPr>
+      <w:r>
+        <w:t xml:space="preserve">이리나: 적을게요. 조건 3: 첫 판매 전에 현지 당직 의사가 있어야 한다.</w:t>
+      </w:r>
+    </w:p>
+    <w:p>
+      <w:pPr>
+        <w:pStyle w:val="BodyText"/>
+      </w:pPr>
+      <w:r>
+        <w:t xml:space="preserve">코르닐로바: 그리고 그 의사는 전화가 아니라, 환자에게서 20분 거리에 있는 살아 있는 의사여야 해요.</w:t>
+      </w:r>
+    </w:p>
+    <w:p>
+      <w:pPr>
+        <w:pStyle w:val="BodyText"/>
+      </w:pPr>
+      <w:r>
+        <w:t xml:space="preserve">알렉세이: 그럼 파트너 조건이 벌써 셋이네요. 일지, 강사, 의사. 이게 없으면 독점은 없어요.</w:t>
+      </w:r>
+    </w:p>
+    <w:p>
+      <w:pPr>
+        <w:pStyle w:val="BodyText"/>
+      </w:pPr>
+      <w:r>
+        <w:t xml:space="preserve">키릴: 도시는 몇 개로 해요? 파란 핀이 마흔셋이나 되는데요.</w:t>
+      </w:r>
+    </w:p>
+    <w:p>
+      <w:pPr>
+        <w:pStyle w:val="BodyText"/>
+      </w:pPr>
+      <w:r>
+        <w:t xml:space="preserve">디마: 마흔세 도시면 최소 3년 일이에요. 그것도 다 잘 풀릴 때 얘기고요.</w:t>
+      </w:r>
+    </w:p>
+    <w:p>
+      <w:pPr>
+        <w:pStyle w:val="BodyText"/>
+      </w:pPr>
+      <w:r>
+        <w:t xml:space="preserve">알렉세이: 첫해엔 다섯이에요. 페테르부르크, 카잔, 예카테린부르크, 노보시비르스크, 블라디보스토크.</w:t>
+      </w:r>
+    </w:p>
+    <w:p>
+      <w:pPr>
+        <w:pStyle w:val="BodyText"/>
+      </w:pPr>
+      <w:r>
+        <w:t xml:space="preserve">디마: 왜 크라스노다르는 아니에요? 거긴 노보시비르스크보다 클리닉이 많아요, 확실해요.</w:t>
+      </w:r>
+    </w:p>
+    <w:p>
+      <w:pPr>
+        <w:pStyle w:val="BodyText"/>
+      </w:pPr>
+      <w:r>
+        <w:t xml:space="preserve">알렉세이: 크라스노다르엔 일지 있는 파트너가 없으니까요. 유통사 세 곳에 물어봤는데, 세 번 다 「일지는 왜요?」라고 하더라고요.</w:t>
+      </w:r>
+    </w:p>
+    <w:p>
+      <w:pPr>
+        <w:pStyle w:val="BodyText"/>
+      </w:pPr>
+      <w:r>
+        <w:t xml:space="preserve">올가: 그럼 크라스노다르는 노란 핀으로 남는 거네요. 적어도 아직은요.</w:t>
+      </w:r>
+    </w:p>
+    <w:p>
+      <w:pPr>
+        <w:pStyle w:val="BodyText"/>
+      </w:pPr>
+      <w:r>
+        <w:t xml:space="preserve">디마: 그 「아직은」은 볼코프가 분명히 좋아하겠네요. 본인이 늘 그렇게 말하니까요.</w:t>
+      </w:r>
+    </w:p>
+    <w:p>
+      <w:pPr>
+        <w:pStyle w:val="BodyText"/>
+      </w:pPr>
+      <w:r>
+        <w:t xml:space="preserve">알렉세이: 볼코프가 좋아하겠죠. 하지만 전략은 도시 목록이 아니에요. 전략은 우리가 거절하는 것들이에요. 크라스노다르, 자체 지사, 아무에게나 팔기, 도시마다 다른 가격. 거절 네 개. 그게 바로 계획이고, 나머지는 전부 세부 사항일 뿐이에요.</w:t>
       </w:r>
     </w:p>
     <w:bookmarkEnd w:id="34"/>
@@ -4301,231 +4301,231 @@
         <w:pStyle w:val="FirstParagraph"/>
       </w:pPr>
       <w:r>
-        <w:t xml:space="preserve">이리나: 이제 시간. 시간대 11개. 블라디보스토크 — 플러스 7. 노보시비르스크 — 플러스 4. 예카테린부르크 — 플러스 2.</w:t>
-      </w:r>
-    </w:p>
-    <w:p>
-      <w:pPr>
-        <w:pStyle w:val="BodyText"/>
-      </w:pPr>
-      <w:r>
-        <w:t xml:space="preserve">키릴: 우리가 9시에 회의하면 블라디보스토크는 — 오후 4시. 퇴근 무렵이에요.</w:t>
-      </w:r>
-    </w:p>
-    <w:p>
-      <w:pPr>
-        <w:pStyle w:val="BodyText"/>
-      </w:pPr>
-      <w:r>
-        <w:t xml:space="preserve">디마: 그리고 그쪽 아침엔 — 우린 한밤중. 하루에 모두가 깨어 있는 시간은 한 시간이에요.</w:t>
-      </w:r>
-    </w:p>
-    <w:p>
-      <w:pPr>
-        <w:pStyle w:val="BodyText"/>
-      </w:pPr>
-      <w:r>
-        <w:t xml:space="preserve">알렉세이: 한 시간. 그럼 그 시간은 — 신성해요. 다른 회의는 없어요.</w:t>
-      </w:r>
-    </w:p>
-    <w:p>
-      <w:pPr>
-        <w:pStyle w:val="BodyText"/>
-      </w:pPr>
-      <w:r>
-        <w:t xml:space="preserve">이리나: 몇 시요?</w:t>
-      </w:r>
-    </w:p>
-    <w:p>
-      <w:pPr>
-        <w:pStyle w:val="BodyText"/>
-      </w:pPr>
-      <w:r>
-        <w:t xml:space="preserve">디마: 모스크바 아침 8시. 블라디보스토크 — 오후 3시. 노보시비르스크 — 정오. 모두 깨어 있고, 아무도 안 먹어요.</w:t>
-      </w:r>
-    </w:p>
-    <w:p>
-      <w:pPr>
-        <w:pStyle w:val="BodyText"/>
-      </w:pPr>
-      <w:r>
-        <w:t xml:space="preserve">올가: 아침 8시. 난 8시엔 아직 발코니에 있어요.</w:t>
-      </w:r>
-    </w:p>
-    <w:p>
-      <w:pPr>
-        <w:pStyle w:val="BodyText"/>
-      </w:pPr>
-      <w:r>
-        <w:t xml:space="preserve">알렉세이: 그럼 노트북 든 발코니로, 올가 페트로브나. 일주일에 한 번. 월요일.</w:t>
-      </w:r>
-    </w:p>
-    <w:p>
-      <w:pPr>
-        <w:pStyle w:val="BodyText"/>
-      </w:pPr>
-      <w:r>
-        <w:t xml:space="preserve">올가: 일주일에 한 번. 더는 안 돼요. 카메라 없이. 발코니에선 가운 차림이니까.</w:t>
-      </w:r>
-    </w:p>
-    <w:p>
-      <w:pPr>
-        <w:pStyle w:val="BodyText"/>
-      </w:pPr>
-      <w:r>
-        <w:t xml:space="preserve">코르닐로바: 시험은요? 실기는 영상으로 못 봐요. 손, 바늘, 팬텀. 직접 봐야 해요.</w:t>
-      </w:r>
-    </w:p>
-    <w:p>
-      <w:pPr>
-        <w:pStyle w:val="BodyText"/>
-      </w:pPr>
-      <w:r>
-        <w:t xml:space="preserve">알렉세이: 그럼 강사들이 선생님께 와요. 모스크바로. 한 번, 일주일. 교통비는 우리가.</w:t>
-      </w:r>
-    </w:p>
-    <w:p>
-      <w:pPr>
-        <w:pStyle w:val="BodyText"/>
-      </w:pPr>
-      <w:r>
-        <w:t xml:space="preserve">이리나: 강사 다섯. 코르닐로바의 5주. 모스크바 의사를 가르치지 못하는 5주예요.</w:t>
-      </w:r>
-    </w:p>
-    <w:p>
-      <w:pPr>
-        <w:pStyle w:val="BodyText"/>
-      </w:pPr>
-      <w:r>
-        <w:t xml:space="preserve">코르닐로바: 그럼 조수가 필요해요. 이미 다 통과한 사람. 알리나. 아니면 포미나.</w:t>
-      </w:r>
-    </w:p>
-    <w:p>
-      <w:pPr>
-        <w:pStyle w:val="BodyText"/>
-      </w:pPr>
-      <w:r>
-        <w:t xml:space="preserve">올가: 포미나는 툴라에 있어요. 일주일씩 못 보내요. 대기 환자가 마흔이에요.</w:t>
-      </w:r>
-    </w:p>
-    <w:p>
-      <w:pPr>
-        <w:pStyle w:val="BodyText"/>
-      </w:pPr>
-      <w:r>
-        <w:t xml:space="preserve">코르닐로바: 그럼 알리나. 더 젊고. 인내심이 있어요. 난 이제 없어요.</w:t>
-      </w:r>
-    </w:p>
-    <w:p>
-      <w:pPr>
-        <w:pStyle w:val="BodyText"/>
-      </w:pPr>
-      <w:r>
-        <w:t xml:space="preserve">이리나: 알리나는 동의할 거예요. 성장하고 싶어 했어요. 나한테 말했어요.</w:t>
-      </w:r>
-    </w:p>
-    <w:p>
-      <w:pPr>
-        <w:pStyle w:val="BodyText"/>
-      </w:pPr>
-      <w:r>
-        <w:t xml:space="preserve">알렉세이: 좋아요. 알리나 — 두 번째 시험관. 처음 두 번은 선생님과 함께.</w:t>
-      </w:r>
-    </w:p>
-    <w:p>
-      <w:pPr>
-        <w:pStyle w:val="BodyText"/>
-      </w:pPr>
-      <w:r>
-        <w:t xml:space="preserve">이리나: 하나 더. 돈. 첫해 다섯 지역 — 파트너 말고 우리 비용은 얼마?</w:t>
-      </w:r>
-    </w:p>
-    <w:p>
-      <w:pPr>
-        <w:pStyle w:val="BodyText"/>
-      </w:pPr>
-      <w:r>
-        <w:t xml:space="preserve">알렉세이: 계산해 봐요. 우리 비용만. 강사, 상담선, 출장, 코드.</w:t>
-      </w:r>
-    </w:p>
-    <w:p>
-      <w:pPr>
-        <w:pStyle w:val="BodyText"/>
-      </w:pPr>
-      <w:r>
-        <w:t xml:space="preserve">이리나: 이미 했어요. 약 900만. 그중 300만이 — 상담선 두 번째 센터.</w:t>
-      </w:r>
-    </w:p>
-    <w:p>
-      <w:pPr>
-        <w:pStyle w:val="BodyText"/>
-      </w:pPr>
-      <w:r>
-        <w:t xml:space="preserve">알렉세이: 900만. 작년 우리 이익 전부보다 많네요.</w:t>
-      </w:r>
-    </w:p>
-    <w:p>
-      <w:pPr>
-        <w:pStyle w:val="BodyText"/>
-      </w:pPr>
-      <w:r>
-        <w:t xml:space="preserve">보리스: 가구가 질문해도 될까? 마지막에 하겠다고 했는데. 아직 마지막 아닌가?</w:t>
-      </w:r>
-    </w:p>
-    <w:p>
-      <w:pPr>
-        <w:pStyle w:val="BodyText"/>
-      </w:pPr>
-      <w:r>
-        <w:t xml:space="preserve">알렉세이: 거의 마지막이에요, 보리스 이고레비치. 물어보세요.</w:t>
-      </w:r>
-    </w:p>
-    <w:p>
-      <w:pPr>
-        <w:pStyle w:val="BodyText"/>
-      </w:pPr>
-      <w:r>
-        <w:t xml:space="preserve">보리스: 900만. 어디서?</w:t>
-      </w:r>
-    </w:p>
-    <w:p>
-      <w:pPr>
-        <w:pStyle w:val="BodyText"/>
-      </w:pPr>
-      <w:r>
-        <w:t xml:space="preserve">이리나: 매출이 40퍼센트 늘면 올해 이익에서. 안 늘면 대출에서.</w:t>
-      </w:r>
-    </w:p>
-    <w:p>
-      <w:pPr>
-        <w:pStyle w:val="BodyText"/>
-      </w:pPr>
-      <w:r>
-        <w:t xml:space="preserve">보리스: 대출. 얼마?</w:t>
-      </w:r>
-    </w:p>
-    <w:p>
-      <w:pPr>
-        <w:pStyle w:val="BodyText"/>
-      </w:pPr>
-      <w:r>
-        <w:t xml:space="preserve">이리나: 최대 500만. 2천만 미만. 당신의 거부권은 필요 없어요.</w:t>
-      </w:r>
-    </w:p>
-    <w:p>
-      <w:pPr>
-        <w:pStyle w:val="BodyText"/>
-      </w:pPr>
-      <w:r>
-        <w:t xml:space="preserve">보리스: 필요 없는 거 알아. 거부권으로 묻는 게 아니야. 전국에 지어 본 사람으로서 묻는 거지.</w:t>
-      </w:r>
-    </w:p>
-    <w:p>
-      <w:pPr>
-        <w:pStyle w:val="BodyText"/>
-      </w:pPr>
-      <w:r>
-        <w:t xml:space="preserve">올가: 지어 본 사람은 보통 금이 어디 가는지 알죠.</w:t>
+        <w:t xml:space="preserve">이리나: 이제 시간 얘기예요. 시간대가 11개예요. 블라디보스토크는 플러스 7, 노보시비르스크는 플러스 4, 예카테린부르크는 플러스 2.</w:t>
+      </w:r>
+    </w:p>
+    <w:p>
+      <w:pPr>
+        <w:pStyle w:val="BodyText"/>
+      </w:pPr>
+      <w:r>
+        <w:t xml:space="preserve">키릴: 우리가 9시에 회의하면 블라디보스토크는 벌써 오후 4시, 그러니까 퇴근 무렵이에요.</w:t>
+      </w:r>
+    </w:p>
+    <w:p>
+      <w:pPr>
+        <w:pStyle w:val="BodyText"/>
+      </w:pPr>
+      <w:r>
+        <w:t xml:space="preserve">디마: 그리고 그쪽이 아침이면 우린 한밤중이에요. 결국 아무도 자지 않는 시간은 하루에 한 시간뿐이에요.</w:t>
+      </w:r>
+    </w:p>
+    <w:p>
+      <w:pPr>
+        <w:pStyle w:val="BodyText"/>
+      </w:pPr>
+      <w:r>
+        <w:t xml:space="preserve">알렉세이: 한 시간이라. 그럼 그 시간은 신성해요. 그 시간엔 다른 회의가 있으면 안 돼요.</w:t>
+      </w:r>
+    </w:p>
+    <w:p>
+      <w:pPr>
+        <w:pStyle w:val="BodyText"/>
+      </w:pPr>
+      <w:r>
+        <w:t xml:space="preserve">이리나: 좋아요, 그럼 몇 시가 되는 거죠? 누가 계산해 봤어요?</w:t>
+      </w:r>
+    </w:p>
+    <w:p>
+      <w:pPr>
+        <w:pStyle w:val="BodyText"/>
+      </w:pPr>
+      <w:r>
+        <w:t xml:space="preserve">디마: 모스크바 아침 8시요. 블라디보스토크는 오후 3시, 노보시비르스크는 정오라서, 모두 깨어 있고 아무도 점심 먹는 중이 아니에요.</w:t>
+      </w:r>
+    </w:p>
+    <w:p>
+      <w:pPr>
+        <w:pStyle w:val="BodyText"/>
+      </w:pPr>
+      <w:r>
+        <w:t xml:space="preserve">올가: 아침 8시요? 난 8시엔 보통 아직 커피 들고 발코니에 있어요.</w:t>
+      </w:r>
+    </w:p>
+    <w:p>
+      <w:pPr>
+        <w:pStyle w:val="BodyText"/>
+      </w:pPr>
+      <w:r>
+        <w:t xml:space="preserve">알렉세이: 그럼 노트북 들고 발코니에서 하세요, 올가 페트로브나. 일주일에 딱 한 번, 월요일마다요.</w:t>
+      </w:r>
+    </w:p>
+    <w:p>
+      <w:pPr>
+        <w:pStyle w:val="BodyText"/>
+      </w:pPr>
+      <w:r>
+        <w:t xml:space="preserve">올가: 일주일에 한 번, 그 이상은 안 돼요. 그리고 카메라는 끌 거예요. 발코니에선 가운 차림이니까.</w:t>
+      </w:r>
+    </w:p>
+    <w:p>
+      <w:pPr>
+        <w:pStyle w:val="BodyText"/>
+      </w:pPr>
+      <w:r>
+        <w:t xml:space="preserve">코르닐로바: 시험은 어떻게 해요? 실기는 영상으로 못 봐요. 손, 바늘, 팬텀은 직접 봐야 하니까요.</w:t>
+      </w:r>
+    </w:p>
+    <w:p>
+      <w:pPr>
+        <w:pStyle w:val="BodyText"/>
+      </w:pPr>
+      <w:r>
+        <w:t xml:space="preserve">알렉세이: 그럼 강사들이 모스크바로 선생님께 와요. 한 번, 일주일 동안이요. 교통비는 우리가 내고요.</w:t>
+      </w:r>
+    </w:p>
+    <w:p>
+      <w:pPr>
+        <w:pStyle w:val="BodyText"/>
+      </w:pPr>
+      <w:r>
+        <w:t xml:space="preserve">이리나: 하지만 강사 다섯이면 코르닐로바의 5주예요. 모스크바 의사를 가르치지 못하는 5주라는 뜻이죠.</w:t>
+      </w:r>
+    </w:p>
+    <w:p>
+      <w:pPr>
+        <w:pStyle w:val="BodyText"/>
+      </w:pPr>
+      <w:r>
+        <w:t xml:space="preserve">코르닐로바: 그럼 이미 다 통과한 조수가 필요해요. 예를 들면 알리나나 포미나요.</w:t>
+      </w:r>
+    </w:p>
+    <w:p>
+      <w:pPr>
+        <w:pStyle w:val="BodyText"/>
+      </w:pPr>
+      <w:r>
+        <w:t xml:space="preserve">올가: 포미나는 툴라에서 일해서 일주일씩 못 보내요. 대기 환자가 마흔 명이거든요.</w:t>
+      </w:r>
+    </w:p>
+    <w:p>
+      <w:pPr>
+        <w:pStyle w:val="BodyText"/>
+      </w:pPr>
+      <w:r>
+        <w:t xml:space="preserve">코르닐로바: 그럼 알리나요. 더 젊고 인내심도 있어요. 솔직히 난 이제 인내심이 남아 있지 않아요.</w:t>
+      </w:r>
+    </w:p>
+    <w:p>
+      <w:pPr>
+        <w:pStyle w:val="BodyText"/>
+      </w:pPr>
+      <w:r>
+        <w:t xml:space="preserve">이리나: 알리나는 분명히 동의할 거예요. 오래전부터 성장하고 싶어 했어요. 저한테 직접 말했어요.</w:t>
+      </w:r>
+    </w:p>
+    <w:p>
+      <w:pPr>
+        <w:pStyle w:val="BodyText"/>
+      </w:pPr>
+      <w:r>
+        <w:t xml:space="preserve">알렉세이: 좋아요, 알리나가 두 번째 시험관이에요. 하지만 처음 두 번은 선생님과 함께 해요.</w:t>
+      </w:r>
+    </w:p>
+    <w:p>
+      <w:pPr>
+        <w:pStyle w:val="BodyText"/>
+      </w:pPr>
+      <w:r>
+        <w:t xml:space="preserve">이리나: 하나 더, 돈이요. 첫해 다섯 지역이 파트너 말고 우리한테 얼마나 들까요?</w:t>
+      </w:r>
+    </w:p>
+    <w:p>
+      <w:pPr>
+        <w:pStyle w:val="BodyText"/>
+      </w:pPr>
+      <w:r>
+        <w:t xml:space="preserve">알렉세이: 우리 비용만 계산해 주세요. 강사, 상담선, 출장, 코드요.</w:t>
+      </w:r>
+    </w:p>
+    <w:p>
+      <w:pPr>
+        <w:pStyle w:val="BodyText"/>
+      </w:pPr>
+      <w:r>
+        <w:t xml:space="preserve">이리나: 이미 계산했어요. 약 900만이고, 그중 300만이 상담선 두 번째 센터에 들어가요.</w:t>
+      </w:r>
+    </w:p>
+    <w:p>
+      <w:pPr>
+        <w:pStyle w:val="BodyText"/>
+      </w:pPr>
+      <w:r>
+        <w:t xml:space="preserve">알렉세이: 900만이면 작년 우리 이익 전부보다 많네요.</w:t>
+      </w:r>
+    </w:p>
+    <w:p>
+      <w:pPr>
+        <w:pStyle w:val="BodyText"/>
+      </w:pPr>
+      <w:r>
+        <w:t xml:space="preserve">보리스: 가구가 질문해도 될까? 마지막에 묻겠다고 했는데, 아직 마지막은 아니지?</w:t>
+      </w:r>
+    </w:p>
+    <w:p>
+      <w:pPr>
+        <w:pStyle w:val="BodyText"/>
+      </w:pPr>
+      <w:r>
+        <w:t xml:space="preserve">알렉세이: 거의 마지막이에요, 보리스 이고레비치. 그러니 물어보세요.</w:t>
+      </w:r>
+    </w:p>
+    <w:p>
+      <w:pPr>
+        <w:pStyle w:val="BodyText"/>
+      </w:pPr>
+      <w:r>
+        <w:t xml:space="preserve">보리스: 900만이면 큰돈이야. 어디서 구할 건가?</w:t>
+      </w:r>
+    </w:p>
+    <w:p>
+      <w:pPr>
+        <w:pStyle w:val="BodyText"/>
+      </w:pPr>
+      <w:r>
+        <w:t xml:space="preserve">이리나: 매출이 40퍼센트 늘면 올해 이익에서요. 안 늘면 대출에서요.</w:t>
+      </w:r>
+    </w:p>
+    <w:p>
+      <w:pPr>
+        <w:pStyle w:val="BodyText"/>
+      </w:pPr>
+      <w:r>
+        <w:t xml:space="preserve">보리스: 대출이라. 얼마나?</w:t>
+      </w:r>
+    </w:p>
+    <w:p>
+      <w:pPr>
+        <w:pStyle w:val="BodyText"/>
+      </w:pPr>
+      <w:r>
+        <w:t xml:space="preserve">이리나: 최대 500만이에요. 즉 2천만 미만이라 당신의 거부권은 필요 없어요.</w:t>
+      </w:r>
+    </w:p>
+    <w:p>
+      <w:pPr>
+        <w:pStyle w:val="BodyText"/>
+      </w:pPr>
+      <w:r>
+        <w:t xml:space="preserve">보리스: 필요 없는 거 알아. 거부권으로 묻는 게 아니라, 직접 전국에 지어 본 사람으로서 묻는 거야.</w:t>
+      </w:r>
+    </w:p>
+    <w:p>
+      <w:pPr>
+        <w:pStyle w:val="BodyText"/>
+      </w:pPr>
+      <w:r>
+        <w:t xml:space="preserve">올가: 그리고 지어 본 사람은 보통 금이 어디서 가는지 누구보다 잘 알죠.</w:t>
       </w:r>
     </w:p>
     <w:p>
@@ -4551,87 +4551,87 @@
         <w:pStyle w:val="FirstParagraph"/>
       </w:pPr>
       <w:r>
-        <w:t xml:space="preserve">보리스: 잘못은 — 없어. 너무 옳아. 그게 걱정이야.</w:t>
-      </w:r>
-    </w:p>
-    <w:p>
-      <w:pPr>
-        <w:pStyle w:val="BodyText"/>
-      </w:pPr>
-      <w:r>
-        <w:t xml:space="preserve">올가: 너무 옳다고요? 그게 불만이에요?</w:t>
-      </w:r>
-    </w:p>
-    <w:p>
-      <w:pPr>
-        <w:pStyle w:val="BodyText"/>
-      </w:pPr>
-      <w:r>
-        <w:t xml:space="preserve">보리스: 경험이야. 99년에 1년 만에 일곱 도시에 현장을 열었어. 전부 계획대로. 그런데 알고 보니 계획은 모스크바에서 썼더라고. 사람들은 페름, 옴스크, 하바롭스크에 살고 있었고.</w:t>
-      </w:r>
-    </w:p>
-    <w:p>
-      <w:pPr>
-        <w:pStyle w:val="BodyText"/>
-      </w:pPr>
-      <w:r>
-        <w:t xml:space="preserve">알렉세이: 그래서 어떻게 됐어요?</w:t>
-      </w:r>
-    </w:p>
-    <w:p>
-      <w:pPr>
-        <w:pStyle w:val="BodyText"/>
-      </w:pPr>
-      <w:r>
-        <w:t xml:space="preserve">보리스: 두 도시는 다 잘됐어. 세 곳은 — 겨우겨우. 두 곳에선 넣은 걸 전부 잃었어. 거기서 어떻게 인사하는지, 언제 차를 마시는지, 왜 금요일엔 전화를 안 받는지 몰랐으니까.</w:t>
-      </w:r>
-    </w:p>
-    <w:p>
-      <w:pPr>
-        <w:pStyle w:val="BodyText"/>
-      </w:pPr>
-      <w:r>
-        <w:t xml:space="preserve">이리나: 그건 표로 계산이 안 되죠.</w:t>
-      </w:r>
-    </w:p>
-    <w:p>
-      <w:pPr>
-        <w:pStyle w:val="BodyText"/>
-      </w:pPr>
-      <w:r>
-        <w:t xml:space="preserve">보리스: 안 되지. 그래서 질문은 간단해. 자네들 중 블라디보스토크에 가 본 사람? 노보시비르스크? 하다못해 카잔?</w:t>
-      </w:r>
-    </w:p>
-    <w:p>
-      <w:pPr>
-        <w:pStyle w:val="BodyText"/>
-      </w:pPr>
-      <w:r>
-        <w:t xml:space="preserve">디마: 카잔은 가 봤어요. 한 번. 지나가다. 기차역에서.</w:t>
-      </w:r>
-    </w:p>
-    <w:p>
-      <w:pPr>
-        <w:pStyle w:val="BodyText"/>
-      </w:pPr>
-      <w:r>
-        <w:t xml:space="preserve">키릴: 전 런던에 가 봤어요. 그건 안 치는 거 알아요.</w:t>
-      </w:r>
-    </w:p>
-    <w:p>
-      <w:pPr>
-        <w:pStyle w:val="BodyText"/>
-      </w:pPr>
-      <w:r>
-        <w:t xml:space="preserve">올가: 노보시비르스크는 가 봤어요. 20년 전. 학회. 추위 말고는 기억이 안 나요.</w:t>
-      </w:r>
-    </w:p>
-    <w:p>
-      <w:pPr>
-        <w:pStyle w:val="BodyText"/>
-      </w:pPr>
-      <w:r>
-        <w:t xml:space="preserve">알렉세이: 전 페테르부르크에 가 봤어요. 일주일 전. 하루.</w:t>
+        <w:t xml:space="preserve">보리스: 잘못하는 건 하나도 없어. 모든 게 너무 옳아. 바로 그게 걱정이야.</w:t>
+      </w:r>
+    </w:p>
+    <w:p>
+      <w:pPr>
+        <w:pStyle w:val="BodyText"/>
+      </w:pPr>
+      <w:r>
+        <w:t xml:space="preserve">올가: 너무 옳다고요? 죄송하지만 보리스 이고레비치, 지금 불만을 말씀하시는 거예요?</w:t>
+      </w:r>
+    </w:p>
+    <w:p>
+      <w:pPr>
+        <w:pStyle w:val="BodyText"/>
+      </w:pPr>
+      <w:r>
+        <w:t xml:space="preserve">보리스: 아니, 경험이야. 99년에 1년 만에 일곱 도시에 현장을 열었는데, 전부 철저히 계획대로였어. 그런데 알고 보니 계획은 모스크바에서 썼고, 사람들은 페름, 옴스크, 하바롭스크에서 전혀 다르게 살고 있었어.</w:t>
+      </w:r>
+    </w:p>
+    <w:p>
+      <w:pPr>
+        <w:pStyle w:val="BodyText"/>
+      </w:pPr>
+      <w:r>
+        <w:t xml:space="preserve">알렉세이: 그래서 그 현장들은 어떻게 됐어요?</w:t>
+      </w:r>
+    </w:p>
+    <w:p>
+      <w:pPr>
+        <w:pStyle w:val="BodyText"/>
+      </w:pPr>
+      <w:r>
+        <w:t xml:space="preserve">보리스: 두 도시는 잘됐고, 세 곳은 겨우겨우, 두 곳에선 넣은 걸 전부 잃었어. 거기서 어떻게 인사하는지, 언제 차를 마시는지, 왜 금요일엔 전화를 안 받는지 몰랐기 때문이지.</w:t>
+      </w:r>
+    </w:p>
+    <w:p>
+      <w:pPr>
+        <w:pStyle w:val="BodyText"/>
+      </w:pPr>
+      <w:r>
+        <w:t xml:space="preserve">이리나: 네, 그런 건 안타깝게도 어떤 표로도 계산이 안 되죠.</w:t>
+      </w:r>
+    </w:p>
+    <w:p>
+      <w:pPr>
+        <w:pStyle w:val="BodyText"/>
+      </w:pPr>
+      <w:r>
+        <w:t xml:space="preserve">보리스: 안 되지. 그래서 내 질문은 간단해. 자네들 중 블라디보스토크에 가 본 사람? 노보시비르스크? 하다못해 카잔이라도?</w:t>
+      </w:r>
+    </w:p>
+    <w:p>
+      <w:pPr>
+        <w:pStyle w:val="BodyText"/>
+      </w:pPr>
+      <w:r>
+        <w:t xml:space="preserve">디마: 카잔은 한 번 가 봤어요. 그런데 지나가는 길이라 기차역만 봤어요.</w:t>
+      </w:r>
+    </w:p>
+    <w:p>
+      <w:pPr>
+        <w:pStyle w:val="BodyText"/>
+      </w:pPr>
+      <w:r>
+        <w:t xml:space="preserve">키릴: 전 런던에 가 봤어요. 그건 물론 안 치는 거 알아요.</w:t>
+      </w:r>
+    </w:p>
+    <w:p>
+      <w:pPr>
+        <w:pStyle w:val="BodyText"/>
+      </w:pPr>
+      <w:r>
+        <w:t xml:space="preserve">올가: 노보시비르스크는 20년 전에 학회로 가 봤는데, 추위 말고는 기억나는 게 없어요.</w:t>
+      </w:r>
+    </w:p>
+    <w:p>
+      <w:pPr>
+        <w:pStyle w:val="BodyText"/>
+      </w:pPr>
+      <w:r>
+        <w:t xml:space="preserve">알렉세이: 전 일주일 전에 페테르부르크에 갔어요. 그것도 하루만요.</w:t>
       </w:r>
     </w:p>
     <w:p>
@@ -4647,103 +4647,103 @@
         <w:pStyle w:val="BodyText"/>
       </w:pPr>
       <w:r>
-        <w:t xml:space="preserve">알렉세이: 발이 없네요. 맞아요. 그럼 이렇게 하죠: 계약서 하나라도 서명하기 전에 제가 직접 가요. 다섯 도시 모두. 사흘씩. 판매 없이. 그냥 어떻게 사는지 보러.</w:t>
-      </w:r>
-    </w:p>
-    <w:p>
-      <w:pPr>
-        <w:pStyle w:val="BodyText"/>
-      </w:pPr>
-      <w:r>
-        <w:t xml:space="preserve">이리나: 출장 다섯 번. 15일. 이동 포함. 사무실 밖에서 한 달.</w:t>
-      </w:r>
-    </w:p>
-    <w:p>
-      <w:pPr>
-        <w:pStyle w:val="BodyText"/>
-      </w:pPr>
-      <w:r>
-        <w:t xml:space="preserve">알렉세이: 한 달. 1년에. 다 잃는 두 도시보다 싸요.</w:t>
-      </w:r>
-    </w:p>
-    <w:p>
-      <w:pPr>
-        <w:pStyle w:val="BodyText"/>
-      </w:pPr>
-      <w:r>
-        <w:t xml:space="preserve">보리스: 이제 — 옳아. 너무 옳은 게 아니라, 그냥 옳아.</w:t>
-      </w:r>
-    </w:p>
-    <w:p>
-      <w:pPr>
-        <w:pStyle w:val="BodyText"/>
-      </w:pPr>
-      <w:r>
-        <w:t xml:space="preserve">올가: 출장 다니는 동안 여긴 누가 있어요? 대표 없는 스무 명 회사?</w:t>
-      </w:r>
-    </w:p>
-    <w:p>
-      <w:pPr>
-        <w:pStyle w:val="BodyText"/>
-      </w:pPr>
-      <w:r>
-        <w:t xml:space="preserve">알렉세이: 대표가 있죠. 이리나 — 재무. 당신 — 등록과 법 냄새가 나는 모든 것. 디마 — 영업.</w:t>
-      </w:r>
-    </w:p>
-    <w:p>
-      <w:pPr>
-        <w:pStyle w:val="BodyText"/>
-      </w:pPr>
-      <w:r>
-        <w:t xml:space="preserve">디마: 제가요? 영업 — 전부요?</w:t>
-      </w:r>
-    </w:p>
-    <w:p>
-      <w:pPr>
-        <w:pStyle w:val="BodyText"/>
-      </w:pPr>
-      <w:r>
-        <w:t xml:space="preserve">알렉세이: 전부. 한 달. 2년 동안 제 영업 멘토였잖아요. 반대라고 생각하겠지만.</w:t>
-      </w:r>
-    </w:p>
-    <w:p>
-      <w:pPr>
-        <w:pStyle w:val="BodyText"/>
-      </w:pPr>
-      <w:r>
-        <w:t xml:space="preserve">키릴: 저는요?</w:t>
-      </w:r>
-    </w:p>
-    <w:p>
-      <w:pPr>
-        <w:pStyle w:val="BodyText"/>
-      </w:pPr>
-      <w:r>
-        <w:t xml:space="preserve">알렉세이: 너는 — 나랑. 노보시비르스크와 블라디보스토크. 가방 들고, 거기서 어떻게 인사하는지 적어.</w:t>
-      </w:r>
-    </w:p>
-    <w:p>
-      <w:pPr>
-        <w:pStyle w:val="BodyText"/>
-      </w:pPr>
-      <w:r>
-        <w:t xml:space="preserve">키릴: 적는 건 잘해요. 이리나 세르게예브나가 가르쳐 주셨어요.</w:t>
-      </w:r>
-    </w:p>
-    <w:p>
-      <w:pPr>
-        <w:pStyle w:val="BodyText"/>
-      </w:pPr>
-      <w:r>
-        <w:t xml:space="preserve">보리스: 키릴을 데려가. 「삽산」 창밖이 아닌 나라를 보게. 그 애 엄마가 나한테 고마워할 거야.</w:t>
-      </w:r>
-    </w:p>
-    <w:p>
-      <w:pPr>
-        <w:pStyle w:val="BodyText"/>
-      </w:pPr>
-      <w:r>
-        <w:t xml:space="preserve">알렉세이: 고마워하실 거예요. 사진이 아니라 기록을 들고 돌아온다면.</w:t>
+        <w:t xml:space="preserve">알렉세이: 발이 없네요, 맞아요. 그럼 이렇게 하죠. 계약서 하나라도 서명하기 전에 제가 직접 다섯 도시에 사흘씩 가겠습니다. 판매도 발표도 없이, 그냥 거기서 사람들이 어떻게 살고 클리닉이 어떻게 일하는지 보려고요.</w:t>
+      </w:r>
+    </w:p>
+    <w:p>
+      <w:pPr>
+        <w:pStyle w:val="BodyText"/>
+      </w:pPr>
+      <w:r>
+        <w:t xml:space="preserve">이리나: 출장 다섯 번, 15일에 이동까지 더하면 사무실 밖에서 꼬박 한 달이에요.</w:t>
+      </w:r>
+    </w:p>
+    <w:p>
+      <w:pPr>
+        <w:pStyle w:val="BodyText"/>
+      </w:pPr>
+      <w:r>
+        <w:t xml:space="preserve">알렉세이: 1년에 한 달이에요. 그래도 다 잃는 두 도시보다는 싸요.</w:t>
+      </w:r>
+    </w:p>
+    <w:p>
+      <w:pPr>
+        <w:pStyle w:val="BodyText"/>
+      </w:pPr>
+      <w:r>
+        <w:t xml:space="preserve">보리스: 이제야 옳아. 너무 옳은 게 아니라, 그냥 마땅히 그래야 하는 만큼 옳아.</w:t>
+      </w:r>
+    </w:p>
+    <w:p>
+      <w:pPr>
+        <w:pStyle w:val="BodyText"/>
+      </w:pPr>
+      <w:r>
+        <w:t xml:space="preserve">올가: 출장 다니는 동안 여긴 누가 있어요? 스무 명 회사가 대표 없이 남는 거예요?</w:t>
+      </w:r>
+    </w:p>
+    <w:p>
+      <w:pPr>
+        <w:pStyle w:val="BodyText"/>
+      </w:pPr>
+      <w:r>
+        <w:t xml:space="preserve">알렉세이: 아니요, 대표가 있죠. 이리나는 재무, 당신은 등록과 법 냄새가 나는 모든 것, 디마는 영업을 맡아요.</w:t>
+      </w:r>
+    </w:p>
+    <w:p>
+      <w:pPr>
+        <w:pStyle w:val="BodyText"/>
+      </w:pPr>
+      <w:r>
+        <w:t xml:space="preserve">디마: 제가요? 영업을 전부 맡으라는 말씀이세요?</w:t>
+      </w:r>
+    </w:p>
+    <w:p>
+      <w:pPr>
+        <w:pStyle w:val="BodyText"/>
+      </w:pPr>
+      <w:r>
+        <w:t xml:space="preserve">알렉세이: 전부, 한 달 동안이요. 2년 동안 제 영업 멘토였잖아요. 본인은 반대라고 생각하겠지만요.</w:t>
+      </w:r>
+    </w:p>
+    <w:p>
+      <w:pPr>
+        <w:pStyle w:val="BodyText"/>
+      </w:pPr>
+      <w:r>
+        <w:t xml:space="preserve">키릴: 그럼 전 그동안 뭘 해요?</w:t>
+      </w:r>
+    </w:p>
+    <w:p>
+      <w:pPr>
+        <w:pStyle w:val="BodyText"/>
+      </w:pPr>
+      <w:r>
+        <w:t xml:space="preserve">알렉세이: 너는 나랑 노보시비르스크와 블라디보스토크에 가. 가방 들고, 거기서 어떻게 인사하는지 적어.</w:t>
+      </w:r>
+    </w:p>
+    <w:p>
+      <w:pPr>
+        <w:pStyle w:val="BodyText"/>
+      </w:pPr>
+      <w:r>
+        <w:t xml:space="preserve">키릴: 적는 건 제가 잘해요. 이리나 세르게예브나가 가르쳐 주셨거든요.</w:t>
+      </w:r>
+    </w:p>
+    <w:p>
+      <w:pPr>
+        <w:pStyle w:val="BodyText"/>
+      </w:pPr>
+      <w:r>
+        <w:t xml:space="preserve">보리스: 키릴을 데려가. 「삽산」 창밖이 아닌 진짜 나라를 보게. 그 애 엄마가 나중에 나한테 고마워할 거야.</w:t>
+      </w:r>
+    </w:p>
+    <w:p>
+      <w:pPr>
+        <w:pStyle w:val="BodyText"/>
+      </w:pPr>
+      <w:r>
+        <w:t xml:space="preserve">알렉세이: 물론 고마워하시겠죠. 사진만이 아니라 기록을 들고 돌아온다면요.</w:t>
       </w:r>
     </w:p>
     <w:bookmarkEnd w:id="36"/>
@@ -4761,119 +4761,119 @@
         <w:pStyle w:val="FirstParagraph"/>
       </w:pPr>
       <w:r>
-        <w:t xml:space="preserve">이리나: 자. 한 장짜리 전략. 읽을게요. 도시 다섯. 온도 일지 있는 파트너. 코르닐로바를 거친 강사. 첫 판매 전 당직 의사. 전국 단일 가격. 아침 8시 — 신성한 시간. 대표가 도시마다 직접 간다.</w:t>
-      </w:r>
-    </w:p>
-    <w:p>
-      <w:pPr>
-        <w:pStyle w:val="BodyText"/>
-      </w:pPr>
-      <w:r>
-        <w:t xml:space="preserve">올가: 그리고 거절 넷. 그것도 그 장에. 아래쪽에. 크게.</w:t>
-      </w:r>
-    </w:p>
-    <w:p>
-      <w:pPr>
-        <w:pStyle w:val="BodyText"/>
-      </w:pPr>
-      <w:r>
-        <w:t xml:space="preserve">이리나: 크게. 지사 없음. 「아무에게나」 없음. 다른 가격 없음. 크라스노다르 없음. 아직은.</w:t>
-      </w:r>
-    </w:p>
-    <w:p>
-      <w:pPr>
-        <w:pStyle w:val="BodyText"/>
-      </w:pPr>
-      <w:r>
-        <w:t xml:space="preserve">코르닐로바: 그리고 다섯 번째 거절. 영상 시험 없음.</w:t>
-      </w:r>
-    </w:p>
-    <w:p>
-      <w:pPr>
-        <w:pStyle w:val="BodyText"/>
-      </w:pPr>
-      <w:r>
-        <w:t xml:space="preserve">이리나: 다섯 번째. 적었어요.</w:t>
-      </w:r>
-    </w:p>
-    <w:p>
-      <w:pPr>
-        <w:pStyle w:val="BodyText"/>
-      </w:pPr>
-      <w:r>
-        <w:t xml:space="preserve">알렉세이: 첫 출장 — 카잔. 7월 말. 거긴 이미 우리 의사가 있어요. 빨간 핀.</w:t>
-      </w:r>
-    </w:p>
-    <w:p>
-      <w:pPr>
-        <w:pStyle w:val="BodyText"/>
-      </w:pPr>
-      <w:r>
-        <w:t xml:space="preserve">디마: 카잔. 거기선 「어서 오세요」라고 해요. 러시아어와 타타르어로.</w:t>
-      </w:r>
-    </w:p>
-    <w:p>
-      <w:pPr>
-        <w:pStyle w:val="BodyText"/>
-      </w:pPr>
-      <w:r>
-        <w:t xml:space="preserve">알렉세이: 그럼 타타르어로 배울게요. 그것만이라도.</w:t>
-      </w:r>
-    </w:p>
-    <w:p>
-      <w:pPr>
-        <w:pStyle w:val="BodyText"/>
-      </w:pPr>
-      <w:r>
-        <w:t xml:space="preserve">디마: 「래힘 이테게즈」. 강세는 자신 없어요.</w:t>
-      </w:r>
-    </w:p>
-    <w:p>
-      <w:pPr>
-        <w:pStyle w:val="BodyText"/>
-      </w:pPr>
-      <w:r>
-        <w:t xml:space="preserve">코르닐로바: 강세는 현장에서 배워요. 다른 모든 것처럼.</w:t>
-      </w:r>
-    </w:p>
-    <w:p>
-      <w:pPr>
-        <w:pStyle w:val="BodyText"/>
-      </w:pPr>
-      <w:r>
-        <w:t xml:space="preserve">보리스: 알렉세이, 마지막. 이사회 말고. 내 말이야.</w:t>
-      </w:r>
-    </w:p>
-    <w:p>
-      <w:pPr>
-        <w:pStyle w:val="BodyText"/>
-      </w:pPr>
-      <w:r>
-        <w:t xml:space="preserve">알렉세이: 듣겠습니다.</w:t>
-      </w:r>
-    </w:p>
-    <w:p>
-      <w:pPr>
-        <w:pStyle w:val="BodyText"/>
-      </w:pPr>
-      <w:r>
-        <w:t xml:space="preserve">보리스: 서두르지 마. 나라는 커. 기다려 줄 거야. 하지만 그 안의 사람들은 서둘러 오는 걸 싫어해.</w:t>
-      </w:r>
-    </w:p>
-    <w:p>
-      <w:pPr>
-        <w:pStyle w:val="BodyText"/>
-      </w:pPr>
-      <w:r>
-        <w:t xml:space="preserve">알렉세이: 서두르지 말 것. 이건 내가 직접 적을게요. 내 손으로.</w:t>
-      </w:r>
-    </w:p>
-    <w:p>
-      <w:pPr>
-        <w:pStyle w:val="BodyText"/>
-      </w:pPr>
-      <w:r>
-        <w:t xml:space="preserve">이리나: 새 계획의 첫 핀. 초록. 페테르부르크. 7월, 마리나와 계약. 올가 페트로브나가 쉼표를 다 찾으면.</w:t>
+        <w:t xml:space="preserve">이리나: 자, 한 장짜리 전략을 읽을게요. 도시 다섯. 온도 일지 있는 파트너. 코르닐로바가 확인하는 강사. 첫 판매 전 당직 의사. 전국 단일 가격. 아침 8시는 신성한 시간. 그리고 도시마다 직접 가는 대표.</w:t>
+      </w:r>
+    </w:p>
+    <w:p>
+      <w:pPr>
+        <w:pStyle w:val="BodyText"/>
+      </w:pPr>
+      <w:r>
+        <w:t xml:space="preserve">올가: 그리고 거절 넷이요. 그것도 그 종이에 써야 해요. 아래쪽에 큰 글씨로요.</w:t>
+      </w:r>
+    </w:p>
+    <w:p>
+      <w:pPr>
+        <w:pStyle w:val="BodyText"/>
+      </w:pPr>
+      <w:r>
+        <w:t xml:space="preserve">이리나: 크게요. 지사 없음, 「아무에게나」 판매 없음, 다른 가격 없음, 크라스노다르 없음. 아직은요.</w:t>
+      </w:r>
+    </w:p>
+    <w:p>
+      <w:pPr>
+        <w:pStyle w:val="BodyText"/>
+      </w:pPr>
+      <w:r>
+        <w:t xml:space="preserve">코르닐로바: 그리고 다섯 번째 거절도 넣어요. 영상 시험은 어떤 경우에도 없음.</w:t>
+      </w:r>
+    </w:p>
+    <w:p>
+      <w:pPr>
+        <w:pStyle w:val="BodyText"/>
+      </w:pPr>
+      <w:r>
+        <w:t xml:space="preserve">이리나: 다섯 번째 거절, 좋아요. 벌써 적었어요, 옐레나 빅토로브나.</w:t>
+      </w:r>
+    </w:p>
+    <w:p>
+      <w:pPr>
+        <w:pStyle w:val="BodyText"/>
+      </w:pPr>
+      <w:r>
+        <w:t xml:space="preserve">알렉세이: 첫 출장은 7월 말 카잔이에요. 거긴 이미 우리 의사가 있고 빨간 핀이 있으니까요.</w:t>
+      </w:r>
+    </w:p>
+    <w:p>
+      <w:pPr>
+        <w:pStyle w:val="BodyText"/>
+      </w:pPr>
+      <w:r>
+        <w:t xml:space="preserve">디마: 카잔에선 「어서 오세요」를 두 언어로 해요. 러시아어와 타타르어로요.</w:t>
+      </w:r>
+    </w:p>
+    <w:p>
+      <w:pPr>
+        <w:pStyle w:val="BodyText"/>
+      </w:pPr>
+      <w:r>
+        <w:t xml:space="preserve">알렉세이: 그럼 타타르어로 배울게요. 그 한 마디만이라도요.</w:t>
+      </w:r>
+    </w:p>
+    <w:p>
+      <w:pPr>
+        <w:pStyle w:val="BodyText"/>
+      </w:pPr>
+      <w:r>
+        <w:t xml:space="preserve">디마: 「래힘 이테게즈」. 그런데 강세가 어디 오는지는 자신 없어요.</w:t>
+      </w:r>
+    </w:p>
+    <w:p>
+      <w:pPr>
+        <w:pStyle w:val="BodyText"/>
+      </w:pPr>
+      <w:r>
+        <w:t xml:space="preserve">코르닐로바: 강세는 현장에서 배워요. 거기서 중요한 다른 모든 것처럼요.</w:t>
+      </w:r>
+    </w:p>
+    <w:p>
+      <w:pPr>
+        <w:pStyle w:val="BodyText"/>
+      </w:pPr>
+      <w:r>
+        <w:t xml:space="preserve">보리스: 알렉세이, 마지막으로 하나. 이건 이사회가 아니라 나 개인의 말이야.</w:t>
+      </w:r>
+    </w:p>
+    <w:p>
+      <w:pPr>
+        <w:pStyle w:val="BodyText"/>
+      </w:pPr>
+      <w:r>
+        <w:t xml:space="preserve">알렉세이: 잘 듣고 있어요, 보리스 이고레비치.</w:t>
+      </w:r>
+    </w:p>
+    <w:p>
+      <w:pPr>
+        <w:pStyle w:val="BodyText"/>
+      </w:pPr>
+      <w:r>
+        <w:t xml:space="preserve">보리스: 서두르지 마. 나라는 커, 기다려 줄 거야. 하지만 그 안의 사람들은 누가 서둘러 찾아오는 걸 싫어해.</w:t>
+      </w:r>
+    </w:p>
+    <w:p>
+      <w:pPr>
+        <w:pStyle w:val="BodyText"/>
+      </w:pPr>
+      <w:r>
+        <w:t xml:space="preserve">알렉세이: 서두르지 말 것. 이건 잊지 않도록 내가 직접, 내 손으로 적을게요.</w:t>
+      </w:r>
+    </w:p>
+    <w:p>
+      <w:pPr>
+        <w:pStyle w:val="BodyText"/>
+      </w:pPr>
+      <w:r>
+        <w:t xml:space="preserve">이리나: 새 계획의 첫 핀은 초록이에요. 페테르부르크, 7월에 마리나와 계약. 물론 올가 페트로브나가 거기서 쉼표를 다 찾으면요.</w:t>
       </w:r>
     </w:p>
     <w:bookmarkEnd w:id="37"/>
